--- a/research_log/RESEARCH_LOG.docx
+++ b/research_log/RESEARCH_LOG.docx
@@ -601,6 +601,96 @@
     <w:p>
       <w:pPr>
         <w:spacing w:after="40"/>
+        <w:ind w:left="283"/>
+      </w:pPr>
+      <w:r>
+        <w:rPr>
+          <w:rFonts w:ascii="Times New Roman" w:hAnsi="Times New Roman" w:cs="Times New Roman" w:eastAsia="Times New Roman"/>
+          <w:b w:val="0"/>
+          <w:i w:val="0"/>
+          <w:sz w:val="22"/>
+        </w:rPr>
+        <w:t>22.  Fairness audit and persistence-baseline reframing (v115, v117)</w:t>
+      </w:r>
+    </w:p>
+    <w:p>
+      <w:pPr>
+        <w:spacing w:after="40"/>
+        <w:ind w:left="283"/>
+      </w:pPr>
+      <w:r>
+        <w:rPr>
+          <w:rFonts w:ascii="Times New Roman" w:hAnsi="Times New Roman" w:cs="Times New Roman" w:eastAsia="Times New Roman"/>
+          <w:b w:val="0"/>
+          <w:i w:val="0"/>
+          <w:sz w:val="22"/>
+        </w:rPr>
+        <w:t>22.1.  v115 sub-voxel σ sweep on cache_3d cohorts</w:t>
+      </w:r>
+    </w:p>
+    <w:p>
+      <w:pPr>
+        <w:spacing w:after="40"/>
+        <w:ind w:left="283"/>
+      </w:pPr>
+      <w:r>
+        <w:rPr>
+          <w:rFonts w:ascii="Times New Roman" w:hAnsi="Times New Roman" w:cs="Times New Roman" w:eastAsia="Times New Roman"/>
+          <w:b w:val="0"/>
+          <w:i w:val="0"/>
+          <w:sz w:val="22"/>
+        </w:rPr>
+        <w:t>22.2.  v117 paired anisotropic-vs-persistence comparison on PROTEAS</w:t>
+      </w:r>
+    </w:p>
+    <w:p>
+      <w:pPr>
+        <w:spacing w:after="40"/>
+        <w:ind w:left="283"/>
+      </w:pPr>
+      <w:r>
+        <w:rPr>
+          <w:rFonts w:ascii="Times New Roman" w:hAnsi="Times New Roman" w:cs="Times New Roman" w:eastAsia="Times New Roman"/>
+          <w:b w:val="0"/>
+          <w:i w:val="0"/>
+          <w:sz w:val="22"/>
+        </w:rPr>
+        <w:t>22.3.  Implications for the Medical Physics manuscript and Proposal A</w:t>
+      </w:r>
+    </w:p>
+    <w:p>
+      <w:pPr>
+        <w:spacing w:after="40"/>
+        <w:ind w:left="283"/>
+      </w:pPr>
+      <w:r>
+        <w:rPr>
+          <w:rFonts w:ascii="Times New Roman" w:hAnsi="Times New Roman" w:cs="Times New Roman" w:eastAsia="Times New Roman"/>
+          <w:b w:val="0"/>
+          <w:i w:val="0"/>
+          <w:sz w:val="22"/>
+        </w:rPr>
+        <w:t>22.4.  Updated proposal-status summary (post-fairness-audit)</w:t>
+      </w:r>
+    </w:p>
+    <w:p>
+      <w:pPr>
+        <w:spacing w:after="40"/>
+        <w:ind w:left="283"/>
+      </w:pPr>
+      <w:r>
+        <w:rPr>
+          <w:rFonts w:ascii="Times New Roman" w:hAnsi="Times New Roman" w:cs="Times New Roman" w:eastAsia="Times New Roman"/>
+          <w:b w:val="0"/>
+          <w:i w:val="0"/>
+          <w:sz w:val="22"/>
+        </w:rPr>
+        <w:t>22.5.  Final updated session summary</w:t>
+      </w:r>
+    </w:p>
+    <w:p>
+      <w:pPr>
+        <w:spacing w:after="40"/>
         <w:ind w:left="0"/>
       </w:pPr>
       <w:r>
@@ -23274,6 +23364,4171 @@
           <w:i w:val="0"/>
           <w:sz w:val="28"/>
         </w:rPr>
+        <w:t>22. Fairness audit and persistence-baseline reframing (v115, v117)</w:t>
+      </w:r>
+    </w:p>
+    <w:p>
+      <w:pPr>
+        <w:spacing w:after="120" w:line="276" w:lineRule="auto"/>
+      </w:pPr>
+      <w:r>
+        <w:rPr>
+          <w:rFonts w:ascii="Times New Roman" w:hAnsi="Times New Roman" w:cs="Times New Roman" w:eastAsia="Times New Roman"/>
+          <w:b w:val="0"/>
+          <w:i w:val="0"/>
+          <w:sz w:val="22"/>
+        </w:rPr>
+        <w:t xml:space="preserve">This section documents three additional experiments executed to stress-test the v98 anisotropic-BED breakthrough and the v109 / v113 σ findings. Two important fairness concerns emerge that </w:t>
+      </w:r>
+      <w:r>
+        <w:rPr>
+          <w:rFonts w:ascii="Times New Roman" w:hAnsi="Times New Roman" w:cs="Times New Roman" w:eastAsia="Times New Roman"/>
+          <w:b/>
+          <w:i w:val="0"/>
+          <w:sz w:val="22"/>
+        </w:rPr>
+        <w:t>do not invalidate the prior findings</w:t>
+      </w:r>
+      <w:r>
+        <w:rPr>
+          <w:rFonts w:ascii="Times New Roman" w:hAnsi="Times New Roman" w:cs="Times New Roman" w:eastAsia="Times New Roman"/>
+          <w:b w:val="0"/>
+          <w:i w:val="0"/>
+          <w:sz w:val="22"/>
+        </w:rPr>
+        <w:t xml:space="preserve"> but materially reframe their interpretation.</w:t>
+      </w:r>
+    </w:p>
+    <w:p>
+      <w:pPr>
+        <w:pStyle w:val="Heading2"/>
+        <w:spacing w:before="200" w:after="120"/>
+      </w:pPr>
+      <w:r>
+        <w:rPr>
+          <w:rFonts w:ascii="Times New Roman" w:hAnsi="Times New Roman" w:cs="Times New Roman" w:eastAsia="Times New Roman"/>
+          <w:b/>
+          <w:i w:val="0"/>
+          <w:sz w:val="26"/>
+        </w:rPr>
+        <w:t>22.1. v115 — Sub-voxel σ sweep on cache_3d cohorts</w:t>
+      </w:r>
+    </w:p>
+    <w:p>
+      <w:pPr>
+        <w:spacing w:after="120" w:line="276" w:lineRule="auto"/>
+      </w:pPr>
+      <w:r>
+        <w:rPr>
+          <w:rFonts w:ascii="Times New Roman" w:hAnsi="Times New Roman" w:cs="Times New Roman" w:eastAsia="Times New Roman"/>
+          <w:b/>
+          <w:i w:val="0"/>
+          <w:sz w:val="22"/>
+        </w:rPr>
+        <w:t>Hypothesis.</w:t>
+      </w:r>
+      <w:r>
+        <w:rPr>
+          <w:rFonts w:ascii="Times New Roman" w:hAnsi="Times New Roman" w:cs="Times New Roman" w:eastAsia="Times New Roman"/>
+          <w:b w:val="0"/>
+          <w:i w:val="0"/>
+          <w:sz w:val="22"/>
+        </w:rPr>
+        <w:t xml:space="preserve"> The σ = 1.0 voxels universal-optimum claim from v109 / v113 was tested on a grid σ ∈ {1.0, 1.5, …, 4.0}. v115 extends to sub-voxel σ ∈ {0.25, 0.5, 0.75, 1.0, 1.25, 1.5, 2.0, 2.5} on the four cache_3d cohorts.</w:t>
+      </w:r>
+    </w:p>
+    <w:p>
+      <w:pPr>
+        <w:spacing w:before="160" w:after="80"/>
+        <w:jc w:val="left"/>
+      </w:pPr>
+      <w:r>
+        <w:rPr>
+          <w:rFonts w:ascii="Times New Roman" w:hAnsi="Times New Roman" w:cs="Times New Roman" w:eastAsia="Times New Roman"/>
+          <w:b/>
+          <w:i w:val="0"/>
+          <w:sz w:val="20"/>
+        </w:rPr>
+        <w:t xml:space="preserve">Table 17: </w:t>
+      </w:r>
+      <w:r>
+        <w:rPr>
+          <w:rFonts w:ascii="Times New Roman" w:hAnsi="Times New Roman" w:cs="Times New Roman" w:eastAsia="Times New Roman"/>
+          <w:b w:val="0"/>
+          <w:i/>
+          <w:sz w:val="20"/>
+        </w:rPr>
+        <w:t>Future-lesion coverage at heat ≥ 0.80 across the sub-voxel-extended σ grid for the four cache_3d cohorts. **σ = 0.25 voxels wins universally**, contradicting the prior σ = 1.0 claim. The previous claim was a grid-resolution artefact: the v113 grid started at σ = 1.0.</w:t>
+      </w:r>
+    </w:p>
+    <w:tbl>
+      <w:tblPr>
+        <w:tblW w:type="auto" w:w="0"/>
+        <w:jc w:val="center"/>
+        <w:tblLayout w:type="fixed"/>
+        <w:tblLook w:firstColumn="1" w:firstRow="1" w:lastColumn="0" w:lastRow="0" w:noHBand="0" w:noVBand="1" w:val="04A0"/>
+      </w:tblPr>
+      <w:tblGrid>
+        <w:gridCol w:w="1417"/>
+        <w:gridCol w:w="1417"/>
+        <w:gridCol w:w="1417"/>
+        <w:gridCol w:w="1417"/>
+        <w:gridCol w:w="1417"/>
+        <w:gridCol w:w="1417"/>
+      </w:tblGrid>
+      <w:tr>
+        <w:tc>
+          <w:tcPr>
+            <w:tcW w:type="dxa" w:w="1984"/>
+            <w:shd w:val="clear" w:color="auto" w:fill="D9E1F2"/>
+            <w:tcBorders>
+              <w:top w:val="single" w:sz="4" w:color="808080"/>
+              <w:left w:val="single" w:sz="4" w:color="808080"/>
+              <w:bottom w:val="single" w:sz="4" w:color="808080"/>
+              <w:right w:val="single" w:sz="4" w:color="808080"/>
+            </w:tcBorders>
+            <w:vAlign w:val="center"/>
+          </w:tcPr>
+          <w:p>
+            <w:pPr>
+              <w:spacing w:after="0"/>
+              <w:jc w:val="center"/>
+            </w:pPr>
+            <w:r/>
+            <w:r>
+              <w:rPr>
+                <w:rFonts w:ascii="Times New Roman" w:hAnsi="Times New Roman" w:cs="Times New Roman" w:eastAsia="Times New Roman"/>
+                <w:b/>
+                <w:i w:val="0"/>
+                <w:sz w:val="20"/>
+              </w:rPr>
+              <w:t>Cohort</w:t>
+            </w:r>
+          </w:p>
+        </w:tc>
+        <w:tc>
+          <w:tcPr>
+            <w:tcW w:type="dxa" w:w="1361"/>
+            <w:shd w:val="clear" w:color="auto" w:fill="D9E1F2"/>
+            <w:tcBorders>
+              <w:top w:val="single" w:sz="4" w:color="808080"/>
+              <w:left w:val="single" w:sz="4" w:color="808080"/>
+              <w:bottom w:val="single" w:sz="4" w:color="808080"/>
+              <w:right w:val="single" w:sz="4" w:color="808080"/>
+            </w:tcBorders>
+            <w:vAlign w:val="center"/>
+          </w:tcPr>
+          <w:p>
+            <w:pPr>
+              <w:spacing w:after="0"/>
+              <w:jc w:val="center"/>
+            </w:pPr>
+            <w:r/>
+            <w:r>
+              <w:rPr>
+                <w:rFonts w:ascii="Times New Roman" w:hAnsi="Times New Roman" w:cs="Times New Roman" w:eastAsia="Times New Roman"/>
+                <w:b/>
+                <w:i w:val="0"/>
+                <w:sz w:val="20"/>
+              </w:rPr>
+              <w:t>σ = 0.25</w:t>
+            </w:r>
+          </w:p>
+        </w:tc>
+        <w:tc>
+          <w:tcPr>
+            <w:tcW w:type="dxa" w:w="1134"/>
+            <w:shd w:val="clear" w:color="auto" w:fill="D9E1F2"/>
+            <w:tcBorders>
+              <w:top w:val="single" w:sz="4" w:color="808080"/>
+              <w:left w:val="single" w:sz="4" w:color="808080"/>
+              <w:bottom w:val="single" w:sz="4" w:color="808080"/>
+              <w:right w:val="single" w:sz="4" w:color="808080"/>
+            </w:tcBorders>
+            <w:vAlign w:val="center"/>
+          </w:tcPr>
+          <w:p>
+            <w:pPr>
+              <w:spacing w:after="0"/>
+              <w:jc w:val="center"/>
+            </w:pPr>
+            <w:r/>
+            <w:r>
+              <w:rPr>
+                <w:rFonts w:ascii="Times New Roman" w:hAnsi="Times New Roman" w:cs="Times New Roman" w:eastAsia="Times New Roman"/>
+                <w:b/>
+                <w:i w:val="0"/>
+                <w:sz w:val="20"/>
+              </w:rPr>
+              <w:t>σ = 0.5</w:t>
+            </w:r>
+          </w:p>
+        </w:tc>
+        <w:tc>
+          <w:tcPr>
+            <w:tcW w:type="dxa" w:w="1361"/>
+            <w:shd w:val="clear" w:color="auto" w:fill="D9E1F2"/>
+            <w:tcBorders>
+              <w:top w:val="single" w:sz="4" w:color="808080"/>
+              <w:left w:val="single" w:sz="4" w:color="808080"/>
+              <w:bottom w:val="single" w:sz="4" w:color="808080"/>
+              <w:right w:val="single" w:sz="4" w:color="808080"/>
+            </w:tcBorders>
+            <w:vAlign w:val="center"/>
+          </w:tcPr>
+          <w:p>
+            <w:pPr>
+              <w:spacing w:after="0"/>
+              <w:jc w:val="center"/>
+            </w:pPr>
+            <w:r/>
+            <w:r>
+              <w:rPr>
+                <w:rFonts w:ascii="Times New Roman" w:hAnsi="Times New Roman" w:cs="Times New Roman" w:eastAsia="Times New Roman"/>
+                <w:b/>
+                <w:i w:val="0"/>
+                <w:sz w:val="20"/>
+              </w:rPr>
+              <w:t>σ = 0.75</w:t>
+            </w:r>
+          </w:p>
+        </w:tc>
+        <w:tc>
+          <w:tcPr>
+            <w:tcW w:type="dxa" w:w="1701"/>
+            <w:shd w:val="clear" w:color="auto" w:fill="D9E1F2"/>
+            <w:tcBorders>
+              <w:top w:val="single" w:sz="4" w:color="808080"/>
+              <w:left w:val="single" w:sz="4" w:color="808080"/>
+              <w:bottom w:val="single" w:sz="4" w:color="808080"/>
+              <w:right w:val="single" w:sz="4" w:color="808080"/>
+            </w:tcBorders>
+            <w:vAlign w:val="center"/>
+          </w:tcPr>
+          <w:p>
+            <w:pPr>
+              <w:spacing w:after="0"/>
+              <w:jc w:val="center"/>
+            </w:pPr>
+            <w:r/>
+            <w:r>
+              <w:rPr>
+                <w:rFonts w:ascii="Times New Roman" w:hAnsi="Times New Roman" w:cs="Times New Roman" w:eastAsia="Times New Roman"/>
+                <w:b/>
+                <w:i w:val="0"/>
+                <w:sz w:val="20"/>
+              </w:rPr>
+              <w:t>σ = 1.0 (v113)</w:t>
+            </w:r>
+          </w:p>
+        </w:tc>
+        <w:tc>
+          <w:tcPr>
+            <w:tcW w:type="dxa" w:w="1134"/>
+            <w:shd w:val="clear" w:color="auto" w:fill="D9E1F2"/>
+            <w:tcBorders>
+              <w:top w:val="single" w:sz="4" w:color="808080"/>
+              <w:left w:val="single" w:sz="4" w:color="808080"/>
+              <w:bottom w:val="single" w:sz="4" w:color="808080"/>
+              <w:right w:val="single" w:sz="4" w:color="808080"/>
+            </w:tcBorders>
+            <w:vAlign w:val="center"/>
+          </w:tcPr>
+          <w:p>
+            <w:pPr>
+              <w:spacing w:after="0"/>
+              <w:jc w:val="center"/>
+            </w:pPr>
+            <w:r/>
+            <w:r>
+              <w:rPr>
+                <w:rFonts w:ascii="Times New Roman" w:hAnsi="Times New Roman" w:cs="Times New Roman" w:eastAsia="Times New Roman"/>
+                <w:b/>
+                <w:i w:val="0"/>
+                <w:sz w:val="20"/>
+              </w:rPr>
+              <w:t>σ = 2.5</w:t>
+            </w:r>
+          </w:p>
+        </w:tc>
+      </w:tr>
+      <w:tr>
+        <w:tc>
+          <w:tcPr>
+            <w:tcW w:type="dxa" w:w="1984"/>
+            <w:tcBorders>
+              <w:top w:val="single" w:sz="4" w:color="808080"/>
+              <w:left w:val="single" w:sz="4" w:color="808080"/>
+              <w:bottom w:val="single" w:sz="4" w:color="808080"/>
+              <w:right w:val="single" w:sz="4" w:color="808080"/>
+            </w:tcBorders>
+            <w:vAlign w:val="center"/>
+          </w:tcPr>
+          <w:p>
+            <w:pPr>
+              <w:spacing w:after="0"/>
+              <w:jc w:val="left"/>
+            </w:pPr>
+            <w:r/>
+            <w:r>
+              <w:rPr>
+                <w:rFonts w:ascii="Times New Roman" w:hAnsi="Times New Roman" w:cs="Times New Roman" w:eastAsia="Times New Roman"/>
+                <w:b w:val="0"/>
+                <w:i w:val="0"/>
+                <w:sz w:val="20"/>
+              </w:rPr>
+              <w:t>UCSF-POSTOP</w:t>
+            </w:r>
+          </w:p>
+        </w:tc>
+        <w:tc>
+          <w:tcPr>
+            <w:tcW w:type="dxa" w:w="1361"/>
+            <w:tcBorders>
+              <w:top w:val="single" w:sz="4" w:color="808080"/>
+              <w:left w:val="single" w:sz="4" w:color="808080"/>
+              <w:bottom w:val="single" w:sz="4" w:color="808080"/>
+              <w:right w:val="single" w:sz="4" w:color="808080"/>
+            </w:tcBorders>
+            <w:vAlign w:val="center"/>
+          </w:tcPr>
+          <w:p>
+            <w:pPr>
+              <w:spacing w:after="0"/>
+              <w:jc w:val="center"/>
+            </w:pPr>
+            <w:r/>
+            <w:r>
+              <w:rPr>
+                <w:rFonts w:ascii="Times New Roman" w:hAnsi="Times New Roman" w:cs="Times New Roman" w:eastAsia="Times New Roman"/>
+                <w:b/>
+                <w:i w:val="0"/>
+                <w:sz w:val="20"/>
+              </w:rPr>
+              <w:t>84.03%</w:t>
+            </w:r>
+          </w:p>
+        </w:tc>
+        <w:tc>
+          <w:tcPr>
+            <w:tcW w:type="dxa" w:w="1134"/>
+            <w:tcBorders>
+              <w:top w:val="single" w:sz="4" w:color="808080"/>
+              <w:left w:val="single" w:sz="4" w:color="808080"/>
+              <w:bottom w:val="single" w:sz="4" w:color="808080"/>
+              <w:right w:val="single" w:sz="4" w:color="808080"/>
+            </w:tcBorders>
+            <w:vAlign w:val="center"/>
+          </w:tcPr>
+          <w:p>
+            <w:pPr>
+              <w:spacing w:after="0"/>
+              <w:jc w:val="center"/>
+            </w:pPr>
+            <w:r/>
+            <w:r>
+              <w:rPr>
+                <w:rFonts w:ascii="Times New Roman" w:hAnsi="Times New Roman" w:cs="Times New Roman" w:eastAsia="Times New Roman"/>
+                <w:b w:val="0"/>
+                <w:i w:val="0"/>
+                <w:sz w:val="20"/>
+              </w:rPr>
+              <w:t>81.53%</w:t>
+            </w:r>
+          </w:p>
+        </w:tc>
+        <w:tc>
+          <w:tcPr>
+            <w:tcW w:type="dxa" w:w="1361"/>
+            <w:tcBorders>
+              <w:top w:val="single" w:sz="4" w:color="808080"/>
+              <w:left w:val="single" w:sz="4" w:color="808080"/>
+              <w:bottom w:val="single" w:sz="4" w:color="808080"/>
+              <w:right w:val="single" w:sz="4" w:color="808080"/>
+            </w:tcBorders>
+            <w:vAlign w:val="center"/>
+          </w:tcPr>
+          <w:p>
+            <w:pPr>
+              <w:spacing w:after="0"/>
+              <w:jc w:val="center"/>
+            </w:pPr>
+            <w:r/>
+            <w:r>
+              <w:rPr>
+                <w:rFonts w:ascii="Times New Roman" w:hAnsi="Times New Roman" w:cs="Times New Roman" w:eastAsia="Times New Roman"/>
+                <w:b w:val="0"/>
+                <w:i w:val="0"/>
+                <w:sz w:val="20"/>
+              </w:rPr>
+              <w:t>75.05%</w:t>
+            </w:r>
+          </w:p>
+        </w:tc>
+        <w:tc>
+          <w:tcPr>
+            <w:tcW w:type="dxa" w:w="1701"/>
+            <w:tcBorders>
+              <w:top w:val="single" w:sz="4" w:color="808080"/>
+              <w:left w:val="single" w:sz="4" w:color="808080"/>
+              <w:bottom w:val="single" w:sz="4" w:color="808080"/>
+              <w:right w:val="single" w:sz="4" w:color="808080"/>
+            </w:tcBorders>
+            <w:vAlign w:val="center"/>
+          </w:tcPr>
+          <w:p>
+            <w:pPr>
+              <w:spacing w:after="0"/>
+              <w:jc w:val="center"/>
+            </w:pPr>
+            <w:r/>
+            <w:r>
+              <w:rPr>
+                <w:rFonts w:ascii="Times New Roman" w:hAnsi="Times New Roman" w:cs="Times New Roman" w:eastAsia="Times New Roman"/>
+                <w:b w:val="0"/>
+                <w:i w:val="0"/>
+                <w:sz w:val="20"/>
+              </w:rPr>
+              <w:t>72.20%</w:t>
+            </w:r>
+          </w:p>
+        </w:tc>
+        <w:tc>
+          <w:tcPr>
+            <w:tcW w:type="dxa" w:w="1134"/>
+            <w:tcBorders>
+              <w:top w:val="single" w:sz="4" w:color="808080"/>
+              <w:left w:val="single" w:sz="4" w:color="808080"/>
+              <w:bottom w:val="single" w:sz="4" w:color="808080"/>
+              <w:right w:val="single" w:sz="4" w:color="808080"/>
+            </w:tcBorders>
+            <w:vAlign w:val="center"/>
+          </w:tcPr>
+          <w:p>
+            <w:pPr>
+              <w:spacing w:after="0"/>
+              <w:jc w:val="center"/>
+            </w:pPr>
+            <w:r/>
+            <w:r>
+              <w:rPr>
+                <w:rFonts w:ascii="Times New Roman" w:hAnsi="Times New Roman" w:cs="Times New Roman" w:eastAsia="Times New Roman"/>
+                <w:b w:val="0"/>
+                <w:i w:val="0"/>
+                <w:sz w:val="20"/>
+              </w:rPr>
+              <w:t>56.36%</w:t>
+            </w:r>
+          </w:p>
+        </w:tc>
+      </w:tr>
+      <w:tr>
+        <w:tc>
+          <w:tcPr>
+            <w:tcW w:type="dxa" w:w="1984"/>
+            <w:shd w:val="clear" w:color="auto" w:fill="F2F2F2"/>
+            <w:tcBorders>
+              <w:top w:val="single" w:sz="4" w:color="808080"/>
+              <w:left w:val="single" w:sz="4" w:color="808080"/>
+              <w:bottom w:val="single" w:sz="4" w:color="808080"/>
+              <w:right w:val="single" w:sz="4" w:color="808080"/>
+            </w:tcBorders>
+            <w:vAlign w:val="center"/>
+          </w:tcPr>
+          <w:p>
+            <w:pPr>
+              <w:spacing w:after="0"/>
+              <w:jc w:val="left"/>
+            </w:pPr>
+            <w:r/>
+            <w:r>
+              <w:rPr>
+                <w:rFonts w:ascii="Times New Roman" w:hAnsi="Times New Roman" w:cs="Times New Roman" w:eastAsia="Times New Roman"/>
+                <w:b w:val="0"/>
+                <w:i w:val="0"/>
+                <w:sz w:val="20"/>
+              </w:rPr>
+              <w:t>MU-Glioma-Post</w:t>
+            </w:r>
+          </w:p>
+        </w:tc>
+        <w:tc>
+          <w:tcPr>
+            <w:tcW w:type="dxa" w:w="1361"/>
+            <w:shd w:val="clear" w:color="auto" w:fill="F2F2F2"/>
+            <w:tcBorders>
+              <w:top w:val="single" w:sz="4" w:color="808080"/>
+              <w:left w:val="single" w:sz="4" w:color="808080"/>
+              <w:bottom w:val="single" w:sz="4" w:color="808080"/>
+              <w:right w:val="single" w:sz="4" w:color="808080"/>
+            </w:tcBorders>
+            <w:vAlign w:val="center"/>
+          </w:tcPr>
+          <w:p>
+            <w:pPr>
+              <w:spacing w:after="0"/>
+              <w:jc w:val="center"/>
+            </w:pPr>
+            <w:r/>
+            <w:r>
+              <w:rPr>
+                <w:rFonts w:ascii="Times New Roman" w:hAnsi="Times New Roman" w:cs="Times New Roman" w:eastAsia="Times New Roman"/>
+                <w:b/>
+                <w:i w:val="0"/>
+                <w:sz w:val="20"/>
+              </w:rPr>
+              <w:t>69.52%</w:t>
+            </w:r>
+          </w:p>
+        </w:tc>
+        <w:tc>
+          <w:tcPr>
+            <w:tcW w:type="dxa" w:w="1134"/>
+            <w:shd w:val="clear" w:color="auto" w:fill="F2F2F2"/>
+            <w:tcBorders>
+              <w:top w:val="single" w:sz="4" w:color="808080"/>
+              <w:left w:val="single" w:sz="4" w:color="808080"/>
+              <w:bottom w:val="single" w:sz="4" w:color="808080"/>
+              <w:right w:val="single" w:sz="4" w:color="808080"/>
+            </w:tcBorders>
+            <w:vAlign w:val="center"/>
+          </w:tcPr>
+          <w:p>
+            <w:pPr>
+              <w:spacing w:after="0"/>
+              <w:jc w:val="center"/>
+            </w:pPr>
+            <w:r/>
+            <w:r>
+              <w:rPr>
+                <w:rFonts w:ascii="Times New Roman" w:hAnsi="Times New Roman" w:cs="Times New Roman" w:eastAsia="Times New Roman"/>
+                <w:b w:val="0"/>
+                <w:i w:val="0"/>
+                <w:sz w:val="20"/>
+              </w:rPr>
+              <w:t>68.32%</w:t>
+            </w:r>
+          </w:p>
+        </w:tc>
+        <w:tc>
+          <w:tcPr>
+            <w:tcW w:type="dxa" w:w="1361"/>
+            <w:shd w:val="clear" w:color="auto" w:fill="F2F2F2"/>
+            <w:tcBorders>
+              <w:top w:val="single" w:sz="4" w:color="808080"/>
+              <w:left w:val="single" w:sz="4" w:color="808080"/>
+              <w:bottom w:val="single" w:sz="4" w:color="808080"/>
+              <w:right w:val="single" w:sz="4" w:color="808080"/>
+            </w:tcBorders>
+            <w:vAlign w:val="center"/>
+          </w:tcPr>
+          <w:p>
+            <w:pPr>
+              <w:spacing w:after="0"/>
+              <w:jc w:val="center"/>
+            </w:pPr>
+            <w:r/>
+            <w:r>
+              <w:rPr>
+                <w:rFonts w:ascii="Times New Roman" w:hAnsi="Times New Roman" w:cs="Times New Roman" w:eastAsia="Times New Roman"/>
+                <w:b w:val="0"/>
+                <w:i w:val="0"/>
+                <w:sz w:val="20"/>
+              </w:rPr>
+              <w:t>65.35%</w:t>
+            </w:r>
+          </w:p>
+        </w:tc>
+        <w:tc>
+          <w:tcPr>
+            <w:tcW w:type="dxa" w:w="1701"/>
+            <w:shd w:val="clear" w:color="auto" w:fill="F2F2F2"/>
+            <w:tcBorders>
+              <w:top w:val="single" w:sz="4" w:color="808080"/>
+              <w:left w:val="single" w:sz="4" w:color="808080"/>
+              <w:bottom w:val="single" w:sz="4" w:color="808080"/>
+              <w:right w:val="single" w:sz="4" w:color="808080"/>
+            </w:tcBorders>
+            <w:vAlign w:val="center"/>
+          </w:tcPr>
+          <w:p>
+            <w:pPr>
+              <w:spacing w:after="0"/>
+              <w:jc w:val="center"/>
+            </w:pPr>
+            <w:r/>
+            <w:r>
+              <w:rPr>
+                <w:rFonts w:ascii="Times New Roman" w:hAnsi="Times New Roman" w:cs="Times New Roman" w:eastAsia="Times New Roman"/>
+                <w:b w:val="0"/>
+                <w:i w:val="0"/>
+                <w:sz w:val="20"/>
+              </w:rPr>
+              <w:t>64.15%</w:t>
+            </w:r>
+          </w:p>
+        </w:tc>
+        <w:tc>
+          <w:tcPr>
+            <w:tcW w:type="dxa" w:w="1134"/>
+            <w:shd w:val="clear" w:color="auto" w:fill="F2F2F2"/>
+            <w:tcBorders>
+              <w:top w:val="single" w:sz="4" w:color="808080"/>
+              <w:left w:val="single" w:sz="4" w:color="808080"/>
+              <w:bottom w:val="single" w:sz="4" w:color="808080"/>
+              <w:right w:val="single" w:sz="4" w:color="808080"/>
+            </w:tcBorders>
+            <w:vAlign w:val="center"/>
+          </w:tcPr>
+          <w:p>
+            <w:pPr>
+              <w:spacing w:after="0"/>
+              <w:jc w:val="center"/>
+            </w:pPr>
+            <w:r/>
+            <w:r>
+              <w:rPr>
+                <w:rFonts w:ascii="Times New Roman" w:hAnsi="Times New Roman" w:cs="Times New Roman" w:eastAsia="Times New Roman"/>
+                <w:b w:val="0"/>
+                <w:i w:val="0"/>
+                <w:sz w:val="20"/>
+              </w:rPr>
+              <w:t>57.71%</w:t>
+            </w:r>
+          </w:p>
+        </w:tc>
+      </w:tr>
+      <w:tr>
+        <w:tc>
+          <w:tcPr>
+            <w:tcW w:type="dxa" w:w="1984"/>
+            <w:tcBorders>
+              <w:top w:val="single" w:sz="4" w:color="808080"/>
+              <w:left w:val="single" w:sz="4" w:color="808080"/>
+              <w:bottom w:val="single" w:sz="4" w:color="808080"/>
+              <w:right w:val="single" w:sz="4" w:color="808080"/>
+            </w:tcBorders>
+            <w:vAlign w:val="center"/>
+          </w:tcPr>
+          <w:p>
+            <w:pPr>
+              <w:spacing w:after="0"/>
+              <w:jc w:val="left"/>
+            </w:pPr>
+            <w:r/>
+            <w:r>
+              <w:rPr>
+                <w:rFonts w:ascii="Times New Roman" w:hAnsi="Times New Roman" w:cs="Times New Roman" w:eastAsia="Times New Roman"/>
+                <w:b w:val="0"/>
+                <w:i w:val="0"/>
+                <w:sz w:val="20"/>
+              </w:rPr>
+              <w:t>RHUH-GBM</w:t>
+            </w:r>
+          </w:p>
+        </w:tc>
+        <w:tc>
+          <w:tcPr>
+            <w:tcW w:type="dxa" w:w="1361"/>
+            <w:tcBorders>
+              <w:top w:val="single" w:sz="4" w:color="808080"/>
+              <w:left w:val="single" w:sz="4" w:color="808080"/>
+              <w:bottom w:val="single" w:sz="4" w:color="808080"/>
+              <w:right w:val="single" w:sz="4" w:color="808080"/>
+            </w:tcBorders>
+            <w:vAlign w:val="center"/>
+          </w:tcPr>
+          <w:p>
+            <w:pPr>
+              <w:spacing w:after="0"/>
+              <w:jc w:val="center"/>
+            </w:pPr>
+            <w:r/>
+            <w:r>
+              <w:rPr>
+                <w:rFonts w:ascii="Times New Roman" w:hAnsi="Times New Roman" w:cs="Times New Roman" w:eastAsia="Times New Roman"/>
+                <w:b/>
+                <w:i w:val="0"/>
+                <w:sz w:val="20"/>
+              </w:rPr>
+              <w:t>71.06%</w:t>
+            </w:r>
+          </w:p>
+        </w:tc>
+        <w:tc>
+          <w:tcPr>
+            <w:tcW w:type="dxa" w:w="1134"/>
+            <w:tcBorders>
+              <w:top w:val="single" w:sz="4" w:color="808080"/>
+              <w:left w:val="single" w:sz="4" w:color="808080"/>
+              <w:bottom w:val="single" w:sz="4" w:color="808080"/>
+              <w:right w:val="single" w:sz="4" w:color="808080"/>
+            </w:tcBorders>
+            <w:vAlign w:val="center"/>
+          </w:tcPr>
+          <w:p>
+            <w:pPr>
+              <w:spacing w:after="0"/>
+              <w:jc w:val="center"/>
+            </w:pPr>
+            <w:r/>
+            <w:r>
+              <w:rPr>
+                <w:rFonts w:ascii="Times New Roman" w:hAnsi="Times New Roman" w:cs="Times New Roman" w:eastAsia="Times New Roman"/>
+                <w:b w:val="0"/>
+                <w:i w:val="0"/>
+                <w:sz w:val="20"/>
+              </w:rPr>
+              <w:t>70.42%</w:t>
+            </w:r>
+          </w:p>
+        </w:tc>
+        <w:tc>
+          <w:tcPr>
+            <w:tcW w:type="dxa" w:w="1361"/>
+            <w:tcBorders>
+              <w:top w:val="single" w:sz="4" w:color="808080"/>
+              <w:left w:val="single" w:sz="4" w:color="808080"/>
+              <w:bottom w:val="single" w:sz="4" w:color="808080"/>
+              <w:right w:val="single" w:sz="4" w:color="808080"/>
+            </w:tcBorders>
+            <w:vAlign w:val="center"/>
+          </w:tcPr>
+          <w:p>
+            <w:pPr>
+              <w:spacing w:after="0"/>
+              <w:jc w:val="center"/>
+            </w:pPr>
+            <w:r/>
+            <w:r>
+              <w:rPr>
+                <w:rFonts w:ascii="Times New Roman" w:hAnsi="Times New Roman" w:cs="Times New Roman" w:eastAsia="Times New Roman"/>
+                <w:b w:val="0"/>
+                <w:i w:val="0"/>
+                <w:sz w:val="20"/>
+              </w:rPr>
+              <w:t>68.75%</w:t>
+            </w:r>
+          </w:p>
+        </w:tc>
+        <w:tc>
+          <w:tcPr>
+            <w:tcW w:type="dxa" w:w="1701"/>
+            <w:tcBorders>
+              <w:top w:val="single" w:sz="4" w:color="808080"/>
+              <w:left w:val="single" w:sz="4" w:color="808080"/>
+              <w:bottom w:val="single" w:sz="4" w:color="808080"/>
+              <w:right w:val="single" w:sz="4" w:color="808080"/>
+            </w:tcBorders>
+            <w:vAlign w:val="center"/>
+          </w:tcPr>
+          <w:p>
+            <w:pPr>
+              <w:spacing w:after="0"/>
+              <w:jc w:val="center"/>
+            </w:pPr>
+            <w:r/>
+            <w:r>
+              <w:rPr>
+                <w:rFonts w:ascii="Times New Roman" w:hAnsi="Times New Roman" w:cs="Times New Roman" w:eastAsia="Times New Roman"/>
+                <w:b w:val="0"/>
+                <w:i w:val="0"/>
+                <w:sz w:val="20"/>
+              </w:rPr>
+              <w:t>68.04%</w:t>
+            </w:r>
+          </w:p>
+        </w:tc>
+        <w:tc>
+          <w:tcPr>
+            <w:tcW w:type="dxa" w:w="1134"/>
+            <w:tcBorders>
+              <w:top w:val="single" w:sz="4" w:color="808080"/>
+              <w:left w:val="single" w:sz="4" w:color="808080"/>
+              <w:bottom w:val="single" w:sz="4" w:color="808080"/>
+              <w:right w:val="single" w:sz="4" w:color="808080"/>
+            </w:tcBorders>
+            <w:vAlign w:val="center"/>
+          </w:tcPr>
+          <w:p>
+            <w:pPr>
+              <w:spacing w:after="0"/>
+              <w:jc w:val="center"/>
+            </w:pPr>
+            <w:r/>
+            <w:r>
+              <w:rPr>
+                <w:rFonts w:ascii="Times New Roman" w:hAnsi="Times New Roman" w:cs="Times New Roman" w:eastAsia="Times New Roman"/>
+                <w:b w:val="0"/>
+                <w:i w:val="0"/>
+                <w:sz w:val="20"/>
+              </w:rPr>
+              <w:t>64.70%</w:t>
+            </w:r>
+          </w:p>
+        </w:tc>
+      </w:tr>
+      <w:tr>
+        <w:tc>
+          <w:tcPr>
+            <w:tcW w:type="dxa" w:w="1984"/>
+            <w:shd w:val="clear" w:color="auto" w:fill="F2F2F2"/>
+            <w:tcBorders>
+              <w:top w:val="single" w:sz="4" w:color="808080"/>
+              <w:left w:val="single" w:sz="4" w:color="808080"/>
+              <w:bottom w:val="single" w:sz="4" w:color="808080"/>
+              <w:right w:val="single" w:sz="4" w:color="808080"/>
+            </w:tcBorders>
+            <w:vAlign w:val="center"/>
+          </w:tcPr>
+          <w:p>
+            <w:pPr>
+              <w:spacing w:after="0"/>
+              <w:jc w:val="left"/>
+            </w:pPr>
+            <w:r/>
+            <w:r>
+              <w:rPr>
+                <w:rFonts w:ascii="Times New Roman" w:hAnsi="Times New Roman" w:cs="Times New Roman" w:eastAsia="Times New Roman"/>
+                <w:b w:val="0"/>
+                <w:i w:val="0"/>
+                <w:sz w:val="20"/>
+              </w:rPr>
+              <w:t>LUMIERE</w:t>
+            </w:r>
+          </w:p>
+        </w:tc>
+        <w:tc>
+          <w:tcPr>
+            <w:tcW w:type="dxa" w:w="1361"/>
+            <w:shd w:val="clear" w:color="auto" w:fill="F2F2F2"/>
+            <w:tcBorders>
+              <w:top w:val="single" w:sz="4" w:color="808080"/>
+              <w:left w:val="single" w:sz="4" w:color="808080"/>
+              <w:bottom w:val="single" w:sz="4" w:color="808080"/>
+              <w:right w:val="single" w:sz="4" w:color="808080"/>
+            </w:tcBorders>
+            <w:vAlign w:val="center"/>
+          </w:tcPr>
+          <w:p>
+            <w:pPr>
+              <w:spacing w:after="0"/>
+              <w:jc w:val="center"/>
+            </w:pPr>
+            <w:r/>
+            <w:r>
+              <w:rPr>
+                <w:rFonts w:ascii="Times New Roman" w:hAnsi="Times New Roman" w:cs="Times New Roman" w:eastAsia="Times New Roman"/>
+                <w:b/>
+                <w:i w:val="0"/>
+                <w:sz w:val="20"/>
+              </w:rPr>
+              <w:t>39.32%</w:t>
+            </w:r>
+          </w:p>
+        </w:tc>
+        <w:tc>
+          <w:tcPr>
+            <w:tcW w:type="dxa" w:w="1134"/>
+            <w:shd w:val="clear" w:color="auto" w:fill="F2F2F2"/>
+            <w:tcBorders>
+              <w:top w:val="single" w:sz="4" w:color="808080"/>
+              <w:left w:val="single" w:sz="4" w:color="808080"/>
+              <w:bottom w:val="single" w:sz="4" w:color="808080"/>
+              <w:right w:val="single" w:sz="4" w:color="808080"/>
+            </w:tcBorders>
+            <w:vAlign w:val="center"/>
+          </w:tcPr>
+          <w:p>
+            <w:pPr>
+              <w:spacing w:after="0"/>
+              <w:jc w:val="center"/>
+            </w:pPr>
+            <w:r/>
+            <w:r>
+              <w:rPr>
+                <w:rFonts w:ascii="Times New Roman" w:hAnsi="Times New Roman" w:cs="Times New Roman" w:eastAsia="Times New Roman"/>
+                <w:b w:val="0"/>
+                <w:i w:val="0"/>
+                <w:sz w:val="20"/>
+              </w:rPr>
+              <w:t>37.46%</w:t>
+            </w:r>
+          </w:p>
+        </w:tc>
+        <w:tc>
+          <w:tcPr>
+            <w:tcW w:type="dxa" w:w="1361"/>
+            <w:shd w:val="clear" w:color="auto" w:fill="F2F2F2"/>
+            <w:tcBorders>
+              <w:top w:val="single" w:sz="4" w:color="808080"/>
+              <w:left w:val="single" w:sz="4" w:color="808080"/>
+              <w:bottom w:val="single" w:sz="4" w:color="808080"/>
+              <w:right w:val="single" w:sz="4" w:color="808080"/>
+            </w:tcBorders>
+            <w:vAlign w:val="center"/>
+          </w:tcPr>
+          <w:p>
+            <w:pPr>
+              <w:spacing w:after="0"/>
+              <w:jc w:val="center"/>
+            </w:pPr>
+            <w:r/>
+            <w:r>
+              <w:rPr>
+                <w:rFonts w:ascii="Times New Roman" w:hAnsi="Times New Roman" w:cs="Times New Roman" w:eastAsia="Times New Roman"/>
+                <w:b w:val="0"/>
+                <w:i w:val="0"/>
+                <w:sz w:val="20"/>
+              </w:rPr>
+              <w:t>28.48%</w:t>
+            </w:r>
+          </w:p>
+        </w:tc>
+        <w:tc>
+          <w:tcPr>
+            <w:tcW w:type="dxa" w:w="1701"/>
+            <w:shd w:val="clear" w:color="auto" w:fill="F2F2F2"/>
+            <w:tcBorders>
+              <w:top w:val="single" w:sz="4" w:color="808080"/>
+              <w:left w:val="single" w:sz="4" w:color="808080"/>
+              <w:bottom w:val="single" w:sz="4" w:color="808080"/>
+              <w:right w:val="single" w:sz="4" w:color="808080"/>
+            </w:tcBorders>
+            <w:vAlign w:val="center"/>
+          </w:tcPr>
+          <w:p>
+            <w:pPr>
+              <w:spacing w:after="0"/>
+              <w:jc w:val="center"/>
+            </w:pPr>
+            <w:r/>
+            <w:r>
+              <w:rPr>
+                <w:rFonts w:ascii="Times New Roman" w:hAnsi="Times New Roman" w:cs="Times New Roman" w:eastAsia="Times New Roman"/>
+                <w:b w:val="0"/>
+                <w:i w:val="0"/>
+                <w:sz w:val="20"/>
+              </w:rPr>
+              <w:t>27.13%</w:t>
+            </w:r>
+          </w:p>
+        </w:tc>
+        <w:tc>
+          <w:tcPr>
+            <w:tcW w:type="dxa" w:w="1134"/>
+            <w:shd w:val="clear" w:color="auto" w:fill="F2F2F2"/>
+            <w:tcBorders>
+              <w:top w:val="single" w:sz="4" w:color="808080"/>
+              <w:left w:val="single" w:sz="4" w:color="808080"/>
+              <w:bottom w:val="single" w:sz="4" w:color="808080"/>
+              <w:right w:val="single" w:sz="4" w:color="808080"/>
+            </w:tcBorders>
+            <w:vAlign w:val="center"/>
+          </w:tcPr>
+          <w:p>
+            <w:pPr>
+              <w:spacing w:after="0"/>
+              <w:jc w:val="center"/>
+            </w:pPr>
+            <w:r/>
+            <w:r>
+              <w:rPr>
+                <w:rFonts w:ascii="Times New Roman" w:hAnsi="Times New Roman" w:cs="Times New Roman" w:eastAsia="Times New Roman"/>
+                <w:b w:val="0"/>
+                <w:i w:val="0"/>
+                <w:sz w:val="20"/>
+              </w:rPr>
+              <w:t>20.84%</w:t>
+            </w:r>
+          </w:p>
+        </w:tc>
+      </w:tr>
+    </w:tbl>
+    <w:p>
+      <w:pPr>
+        <w:spacing w:after="120"/>
+      </w:pPr>
+    </w:p>
+    <w:p>
+      <w:pPr>
+        <w:spacing w:after="120" w:line="276" w:lineRule="auto"/>
+      </w:pPr>
+      <w:r>
+        <w:rPr>
+          <w:rFonts w:ascii="Times New Roman" w:hAnsi="Times New Roman" w:cs="Times New Roman" w:eastAsia="Times New Roman"/>
+          <w:b/>
+          <w:i w:val="0"/>
+          <w:sz w:val="22"/>
+        </w:rPr>
+        <w:t>Critical interpretation caveat.</w:t>
+      </w:r>
+      <w:r>
+        <w:rPr>
+          <w:rFonts w:ascii="Times New Roman" w:hAnsi="Times New Roman" w:cs="Times New Roman" w:eastAsia="Times New Roman"/>
+          <w:b w:val="0"/>
+          <w:i w:val="0"/>
+          <w:sz w:val="22"/>
+        </w:rPr>
+        <w:t xml:space="preserve"> At σ = 0.25 voxels the heat kernel collapses to approximately the binary lesion mask itself: the Gaussian is essentially a delta function, and heat ≥ 0.80 selects only the original mask voxels. The 'future-lesion coverage at heat ≥ 0.80 with σ = 0.25' is therefore essentially measuring </w:t>
+      </w:r>
+      <w:r>
+        <w:rPr>
+          <w:rFonts w:ascii="Times New Roman" w:hAnsi="Times New Roman" w:cs="Times New Roman" w:eastAsia="Times New Roman"/>
+          <w:b/>
+          <w:i w:val="0"/>
+          <w:sz w:val="22"/>
+        </w:rPr>
+        <w:t>lesion persistence</w:t>
+      </w:r>
+      <w:r>
+        <w:rPr>
+          <w:rFonts w:ascii="Times New Roman" w:hAnsi="Times New Roman" w:cs="Times New Roman" w:eastAsia="Times New Roman"/>
+          <w:b w:val="0"/>
+          <w:i w:val="0"/>
+          <w:sz w:val="22"/>
+        </w:rPr>
+        <w:t xml:space="preserve"> — the fraction of future-lesion voxels that already lie in the baseline mask. This is a strong empirical baseline but it is not a 'structural prior' in the meaningful spatial-prediction sense.</w:t>
+      </w:r>
+    </w:p>
+    <w:p>
+      <w:pPr>
+        <w:spacing w:after="120" w:line="276" w:lineRule="auto"/>
+      </w:pPr>
+      <w:r>
+        <w:rPr>
+          <w:rFonts w:ascii="Times New Roman" w:hAnsi="Times New Roman" w:cs="Times New Roman" w:eastAsia="Times New Roman"/>
+          <w:b/>
+          <w:i w:val="0"/>
+          <w:sz w:val="22"/>
+        </w:rPr>
+        <w:t>Implication for Proposal H.</w:t>
+      </w:r>
+      <w:r>
+        <w:rPr>
+          <w:rFonts w:ascii="Times New Roman" w:hAnsi="Times New Roman" w:cs="Times New Roman" w:eastAsia="Times New Roman"/>
+          <w:b w:val="0"/>
+          <w:i w:val="0"/>
+          <w:sz w:val="22"/>
+        </w:rPr>
+        <w:t xml:space="preserve"> The cohort-conditional σ-selection paper should focus on heat ≥ 0.50, where the optima are meaningfully cohort-specific (UCSF: σ = 0.75; MU: σ = 2.5; RHUH: σ = 2.0; LUMIERE: σ = 2.5; PROTEAS: σ = 1.0) and the heat kernel is genuinely smoothing beyond persistence. At heat ≥ 0.80 with sub-voxel σ, all cohorts converge on the persistence baseline.</w:t>
+      </w:r>
+    </w:p>
+    <w:p>
+      <w:pPr>
+        <w:pStyle w:val="Heading2"/>
+        <w:spacing w:before="200" w:after="120"/>
+      </w:pPr>
+      <w:r>
+        <w:rPr>
+          <w:rFonts w:ascii="Times New Roman" w:hAnsi="Times New Roman" w:cs="Times New Roman" w:eastAsia="Times New Roman"/>
+          <w:b/>
+          <w:i w:val="0"/>
+          <w:sz w:val="26"/>
+        </w:rPr>
+        <w:t>22.2. v117 — Paired anisotropic-vs-persistence comparison on PROTEAS</w:t>
+      </w:r>
+    </w:p>
+    <w:p>
+      <w:pPr>
+        <w:spacing w:after="120" w:line="276" w:lineRule="auto"/>
+      </w:pPr>
+      <w:r>
+        <w:rPr>
+          <w:rFonts w:ascii="Times New Roman" w:hAnsi="Times New Roman" w:cs="Times New Roman" w:eastAsia="Times New Roman"/>
+          <w:b/>
+          <w:i w:val="0"/>
+          <w:sz w:val="22"/>
+        </w:rPr>
+        <w:t>Hypothesis.</w:t>
+      </w:r>
+      <w:r>
+        <w:rPr>
+          <w:rFonts w:ascii="Times New Roman" w:hAnsi="Times New Roman" w:cs="Times New Roman" w:eastAsia="Times New Roman"/>
+          <w:b w:val="0"/>
+          <w:i w:val="0"/>
+          <w:sz w:val="22"/>
+        </w:rPr>
+        <w:t xml:space="preserve"> The v98 anisotropic-BED breakthrough (+12.33 pp at heat ≥ 0.80 vs constant σ = 2.5) is bulletproof against the most aggressive baseline: the lesion-persistence baseline (heat = baseline mask).</w:t>
+      </w:r>
+    </w:p>
+    <w:p>
+      <w:pPr>
+        <w:spacing w:after="120" w:line="276" w:lineRule="auto"/>
+      </w:pPr>
+      <w:r>
+        <w:rPr>
+          <w:rFonts w:ascii="Times New Roman" w:hAnsi="Times New Roman" w:cs="Times New Roman" w:eastAsia="Times New Roman"/>
+          <w:b/>
+          <w:i w:val="0"/>
+          <w:sz w:val="22"/>
+        </w:rPr>
+        <w:t>Method.</w:t>
+      </w:r>
+      <w:r>
+        <w:rPr>
+          <w:rFonts w:ascii="Times New Roman" w:hAnsi="Times New Roman" w:cs="Times New Roman" w:eastAsia="Times New Roman"/>
+          <w:b w:val="0"/>
+          <w:i w:val="0"/>
+          <w:sz w:val="22"/>
+        </w:rPr>
+        <w:t xml:space="preserve"> Joins v98_anisotropic_bed_per_patient.csv (the original v98 anisotropic coverages: 121 follow-ups × 2 thresholds × 42 patients) with v116_anisotropic_vs_persistence_per_patient.csv (persistence baseline computed on the same patients/follow-ups). Computes paired-delta cluster-bootstrap CIs (10,000 patient-level resamples).</w:t>
+      </w:r>
+    </w:p>
+    <w:p>
+      <w:pPr>
+        <w:spacing w:before="160" w:after="80"/>
+        <w:jc w:val="left"/>
+      </w:pPr>
+      <w:r>
+        <w:rPr>
+          <w:rFonts w:ascii="Times New Roman" w:hAnsi="Times New Roman" w:cs="Times New Roman" w:eastAsia="Times New Roman"/>
+          <w:b/>
+          <w:i w:val="0"/>
+          <w:sz w:val="20"/>
+        </w:rPr>
+        <w:t xml:space="preserve">Table 18: </w:t>
+      </w:r>
+      <w:r>
+        <w:rPr>
+          <w:rFonts w:ascii="Times New Roman" w:hAnsi="Times New Roman" w:cs="Times New Roman" w:eastAsia="Times New Roman"/>
+          <w:b w:val="0"/>
+          <w:i/>
+          <w:sz w:val="20"/>
+        </w:rPr>
+        <w:t>Mean coverage with 95% cluster-bootstrap CIs at heat ≥ 0.50 for each method, plus paired-delta CIs against the persistence baseline. The anisotropic BED kernel is the only structural prior that significantly BEATS persistence at this threshold (+0.90 pp [+0.58, +1.24]).</w:t>
+      </w:r>
+    </w:p>
+    <w:tbl>
+      <w:tblPr>
+        <w:tblW w:type="auto" w:w="0"/>
+        <w:jc w:val="center"/>
+        <w:tblLayout w:type="fixed"/>
+        <w:tblLook w:firstColumn="1" w:firstRow="1" w:lastColumn="0" w:lastRow="0" w:noHBand="0" w:noVBand="1" w:val="04A0"/>
+      </w:tblPr>
+      <w:tblGrid>
+        <w:gridCol w:w="1701"/>
+        <w:gridCol w:w="1701"/>
+        <w:gridCol w:w="1701"/>
+        <w:gridCol w:w="1701"/>
+        <w:gridCol w:w="1701"/>
+      </w:tblGrid>
+      <w:tr>
+        <w:tc>
+          <w:tcPr>
+            <w:tcW w:type="dxa" w:w="2041"/>
+            <w:shd w:val="clear" w:color="auto" w:fill="D9E1F2"/>
+            <w:tcBorders>
+              <w:top w:val="single" w:sz="4" w:color="808080"/>
+              <w:left w:val="single" w:sz="4" w:color="808080"/>
+              <w:bottom w:val="single" w:sz="4" w:color="808080"/>
+              <w:right w:val="single" w:sz="4" w:color="808080"/>
+            </w:tcBorders>
+            <w:vAlign w:val="center"/>
+          </w:tcPr>
+          <w:p>
+            <w:pPr>
+              <w:spacing w:after="0"/>
+              <w:jc w:val="center"/>
+            </w:pPr>
+            <w:r/>
+            <w:r>
+              <w:rPr>
+                <w:rFonts w:ascii="Times New Roman" w:hAnsi="Times New Roman" w:cs="Times New Roman" w:eastAsia="Times New Roman"/>
+                <w:b/>
+                <w:i w:val="0"/>
+                <w:sz w:val="20"/>
+              </w:rPr>
+              <w:t>Method</w:t>
+            </w:r>
+          </w:p>
+        </w:tc>
+        <w:tc>
+          <w:tcPr>
+            <w:tcW w:type="dxa" w:w="1361"/>
+            <w:shd w:val="clear" w:color="auto" w:fill="D9E1F2"/>
+            <w:tcBorders>
+              <w:top w:val="single" w:sz="4" w:color="808080"/>
+              <w:left w:val="single" w:sz="4" w:color="808080"/>
+              <w:bottom w:val="single" w:sz="4" w:color="808080"/>
+              <w:right w:val="single" w:sz="4" w:color="808080"/>
+            </w:tcBorders>
+            <w:vAlign w:val="center"/>
+          </w:tcPr>
+          <w:p>
+            <w:pPr>
+              <w:spacing w:after="0"/>
+              <w:jc w:val="center"/>
+            </w:pPr>
+            <w:r/>
+            <w:r>
+              <w:rPr>
+                <w:rFonts w:ascii="Times New Roman" w:hAnsi="Times New Roman" w:cs="Times New Roman" w:eastAsia="Times New Roman"/>
+                <w:b/>
+                <w:i w:val="0"/>
+                <w:sz w:val="20"/>
+              </w:rPr>
+              <w:t>Mean coverage</w:t>
+            </w:r>
+          </w:p>
+        </w:tc>
+        <w:tc>
+          <w:tcPr>
+            <w:tcW w:type="dxa" w:w="1474"/>
+            <w:shd w:val="clear" w:color="auto" w:fill="D9E1F2"/>
+            <w:tcBorders>
+              <w:top w:val="single" w:sz="4" w:color="808080"/>
+              <w:left w:val="single" w:sz="4" w:color="808080"/>
+              <w:bottom w:val="single" w:sz="4" w:color="808080"/>
+              <w:right w:val="single" w:sz="4" w:color="808080"/>
+            </w:tcBorders>
+            <w:vAlign w:val="center"/>
+          </w:tcPr>
+          <w:p>
+            <w:pPr>
+              <w:spacing w:after="0"/>
+              <w:jc w:val="center"/>
+            </w:pPr>
+            <w:r/>
+            <w:r>
+              <w:rPr>
+                <w:rFonts w:ascii="Times New Roman" w:hAnsi="Times New Roman" w:cs="Times New Roman" w:eastAsia="Times New Roman"/>
+                <w:b/>
+                <w:i w:val="0"/>
+                <w:sz w:val="20"/>
+              </w:rPr>
+              <w:t>95% CI</w:t>
+            </w:r>
+          </w:p>
+        </w:tc>
+        <w:tc>
+          <w:tcPr>
+            <w:tcW w:type="dxa" w:w="2494"/>
+            <w:shd w:val="clear" w:color="auto" w:fill="D9E1F2"/>
+            <w:tcBorders>
+              <w:top w:val="single" w:sz="4" w:color="808080"/>
+              <w:left w:val="single" w:sz="4" w:color="808080"/>
+              <w:bottom w:val="single" w:sz="4" w:color="808080"/>
+              <w:right w:val="single" w:sz="4" w:color="808080"/>
+            </w:tcBorders>
+            <w:vAlign w:val="center"/>
+          </w:tcPr>
+          <w:p>
+            <w:pPr>
+              <w:spacing w:after="0"/>
+              <w:jc w:val="center"/>
+            </w:pPr>
+            <w:r/>
+            <w:r>
+              <w:rPr>
+                <w:rFonts w:ascii="Times New Roman" w:hAnsi="Times New Roman" w:cs="Times New Roman" w:eastAsia="Times New Roman"/>
+                <w:b/>
+                <w:i w:val="0"/>
+                <w:sz w:val="20"/>
+              </w:rPr>
+              <w:t>Δ vs persistence</w:t>
+            </w:r>
+          </w:p>
+        </w:tc>
+        <w:tc>
+          <w:tcPr>
+            <w:tcW w:type="dxa" w:w="1134"/>
+            <w:shd w:val="clear" w:color="auto" w:fill="D9E1F2"/>
+            <w:tcBorders>
+              <w:top w:val="single" w:sz="4" w:color="808080"/>
+              <w:left w:val="single" w:sz="4" w:color="808080"/>
+              <w:bottom w:val="single" w:sz="4" w:color="808080"/>
+              <w:right w:val="single" w:sz="4" w:color="808080"/>
+            </w:tcBorders>
+            <w:vAlign w:val="center"/>
+          </w:tcPr>
+          <w:p>
+            <w:pPr>
+              <w:spacing w:after="0"/>
+              <w:jc w:val="center"/>
+            </w:pPr>
+            <w:r/>
+            <w:r>
+              <w:rPr>
+                <w:rFonts w:ascii="Times New Roman" w:hAnsi="Times New Roman" w:cs="Times New Roman" w:eastAsia="Times New Roman"/>
+                <w:b/>
+                <w:i w:val="0"/>
+                <w:sz w:val="20"/>
+              </w:rPr>
+              <w:t>Excludes 0?</w:t>
+            </w:r>
+          </w:p>
+        </w:tc>
+      </w:tr>
+      <w:tr>
+        <w:tc>
+          <w:tcPr>
+            <w:tcW w:type="dxa" w:w="2041"/>
+            <w:tcBorders>
+              <w:top w:val="single" w:sz="4" w:color="808080"/>
+              <w:left w:val="single" w:sz="4" w:color="808080"/>
+              <w:bottom w:val="single" w:sz="4" w:color="808080"/>
+              <w:right w:val="single" w:sz="4" w:color="808080"/>
+            </w:tcBorders>
+            <w:vAlign w:val="center"/>
+          </w:tcPr>
+          <w:p>
+            <w:pPr>
+              <w:spacing w:after="0"/>
+              <w:jc w:val="left"/>
+            </w:pPr>
+            <w:r/>
+            <w:r>
+              <w:rPr>
+                <w:rFonts w:ascii="Times New Roman" w:hAnsi="Times New Roman" w:cs="Times New Roman" w:eastAsia="Times New Roman"/>
+                <w:b w:val="0"/>
+                <w:i w:val="0"/>
+                <w:sz w:val="20"/>
+              </w:rPr>
+              <w:t>Persistence baseline</w:t>
+            </w:r>
+          </w:p>
+        </w:tc>
+        <w:tc>
+          <w:tcPr>
+            <w:tcW w:type="dxa" w:w="1361"/>
+            <w:tcBorders>
+              <w:top w:val="single" w:sz="4" w:color="808080"/>
+              <w:left w:val="single" w:sz="4" w:color="808080"/>
+              <w:bottom w:val="single" w:sz="4" w:color="808080"/>
+              <w:right w:val="single" w:sz="4" w:color="808080"/>
+            </w:tcBorders>
+            <w:vAlign w:val="center"/>
+          </w:tcPr>
+          <w:p>
+            <w:pPr>
+              <w:spacing w:after="0"/>
+              <w:jc w:val="center"/>
+            </w:pPr>
+            <w:r/>
+            <w:r>
+              <w:rPr>
+                <w:rFonts w:ascii="Times New Roman" w:hAnsi="Times New Roman" w:cs="Times New Roman" w:eastAsia="Times New Roman"/>
+                <w:b w:val="0"/>
+                <w:i w:val="0"/>
+                <w:sz w:val="20"/>
+              </w:rPr>
+              <w:t>51.87%</w:t>
+            </w:r>
+          </w:p>
+        </w:tc>
+        <w:tc>
+          <w:tcPr>
+            <w:tcW w:type="dxa" w:w="1474"/>
+            <w:tcBorders>
+              <w:top w:val="single" w:sz="4" w:color="808080"/>
+              <w:left w:val="single" w:sz="4" w:color="808080"/>
+              <w:bottom w:val="single" w:sz="4" w:color="808080"/>
+              <w:right w:val="single" w:sz="4" w:color="808080"/>
+            </w:tcBorders>
+            <w:vAlign w:val="center"/>
+          </w:tcPr>
+          <w:p>
+            <w:pPr>
+              <w:spacing w:after="0"/>
+              <w:jc w:val="center"/>
+            </w:pPr>
+            <w:r/>
+            <w:r>
+              <w:rPr>
+                <w:rFonts w:ascii="Times New Roman" w:hAnsi="Times New Roman" w:cs="Times New Roman" w:eastAsia="Times New Roman"/>
+                <w:b w:val="0"/>
+                <w:i w:val="0"/>
+                <w:sz w:val="20"/>
+              </w:rPr>
+              <w:t>[42.42, 61.78]</w:t>
+            </w:r>
+          </w:p>
+        </w:tc>
+        <w:tc>
+          <w:tcPr>
+            <w:tcW w:type="dxa" w:w="2494"/>
+            <w:tcBorders>
+              <w:top w:val="single" w:sz="4" w:color="808080"/>
+              <w:left w:val="single" w:sz="4" w:color="808080"/>
+              <w:bottom w:val="single" w:sz="4" w:color="808080"/>
+              <w:right w:val="single" w:sz="4" w:color="808080"/>
+            </w:tcBorders>
+            <w:vAlign w:val="center"/>
+          </w:tcPr>
+          <w:p>
+            <w:pPr>
+              <w:spacing w:after="0"/>
+              <w:jc w:val="center"/>
+            </w:pPr>
+            <w:r/>
+            <w:r>
+              <w:rPr>
+                <w:rFonts w:ascii="Times New Roman" w:hAnsi="Times New Roman" w:cs="Times New Roman" w:eastAsia="Times New Roman"/>
+                <w:b w:val="0"/>
+                <w:i w:val="0"/>
+                <w:sz w:val="20"/>
+              </w:rPr>
+              <w:t>—</w:t>
+            </w:r>
+          </w:p>
+        </w:tc>
+        <w:tc>
+          <w:tcPr>
+            <w:tcW w:type="dxa" w:w="1134"/>
+            <w:tcBorders>
+              <w:top w:val="single" w:sz="4" w:color="808080"/>
+              <w:left w:val="single" w:sz="4" w:color="808080"/>
+              <w:bottom w:val="single" w:sz="4" w:color="808080"/>
+              <w:right w:val="single" w:sz="4" w:color="808080"/>
+            </w:tcBorders>
+            <w:vAlign w:val="center"/>
+          </w:tcPr>
+          <w:p>
+            <w:pPr>
+              <w:spacing w:after="0"/>
+              <w:jc w:val="center"/>
+            </w:pPr>
+            <w:r/>
+            <w:r>
+              <w:rPr>
+                <w:rFonts w:ascii="Times New Roman" w:hAnsi="Times New Roman" w:cs="Times New Roman" w:eastAsia="Times New Roman"/>
+                <w:b w:val="0"/>
+                <w:i w:val="0"/>
+                <w:sz w:val="20"/>
+              </w:rPr>
+              <w:t>—</w:t>
+            </w:r>
+          </w:p>
+        </w:tc>
+      </w:tr>
+      <w:tr>
+        <w:tc>
+          <w:tcPr>
+            <w:tcW w:type="dxa" w:w="2041"/>
+            <w:shd w:val="clear" w:color="auto" w:fill="F2F2F2"/>
+            <w:tcBorders>
+              <w:top w:val="single" w:sz="4" w:color="808080"/>
+              <w:left w:val="single" w:sz="4" w:color="808080"/>
+              <w:bottom w:val="single" w:sz="4" w:color="808080"/>
+              <w:right w:val="single" w:sz="4" w:color="808080"/>
+            </w:tcBorders>
+            <w:vAlign w:val="center"/>
+          </w:tcPr>
+          <w:p>
+            <w:pPr>
+              <w:spacing w:after="0"/>
+              <w:jc w:val="left"/>
+            </w:pPr>
+            <w:r/>
+            <w:r>
+              <w:rPr>
+                <w:rFonts w:ascii="Times New Roman" w:hAnsi="Times New Roman" w:cs="Times New Roman" w:eastAsia="Times New Roman"/>
+                <w:b w:val="0"/>
+                <w:i w:val="0"/>
+                <w:sz w:val="20"/>
+              </w:rPr>
+              <w:t>σ = 1.0</w:t>
+            </w:r>
+          </w:p>
+        </w:tc>
+        <w:tc>
+          <w:tcPr>
+            <w:tcW w:type="dxa" w:w="1361"/>
+            <w:shd w:val="clear" w:color="auto" w:fill="F2F2F2"/>
+            <w:tcBorders>
+              <w:top w:val="single" w:sz="4" w:color="808080"/>
+              <w:left w:val="single" w:sz="4" w:color="808080"/>
+              <w:bottom w:val="single" w:sz="4" w:color="808080"/>
+              <w:right w:val="single" w:sz="4" w:color="808080"/>
+            </w:tcBorders>
+            <w:vAlign w:val="center"/>
+          </w:tcPr>
+          <w:p>
+            <w:pPr>
+              <w:spacing w:after="0"/>
+              <w:jc w:val="center"/>
+            </w:pPr>
+            <w:r/>
+            <w:r>
+              <w:rPr>
+                <w:rFonts w:ascii="Times New Roman" w:hAnsi="Times New Roman" w:cs="Times New Roman" w:eastAsia="Times New Roman"/>
+                <w:b w:val="0"/>
+                <w:i w:val="0"/>
+                <w:sz w:val="20"/>
+              </w:rPr>
+              <w:t>51.26%</w:t>
+            </w:r>
+          </w:p>
+        </w:tc>
+        <w:tc>
+          <w:tcPr>
+            <w:tcW w:type="dxa" w:w="1474"/>
+            <w:shd w:val="clear" w:color="auto" w:fill="F2F2F2"/>
+            <w:tcBorders>
+              <w:top w:val="single" w:sz="4" w:color="808080"/>
+              <w:left w:val="single" w:sz="4" w:color="808080"/>
+              <w:bottom w:val="single" w:sz="4" w:color="808080"/>
+              <w:right w:val="single" w:sz="4" w:color="808080"/>
+            </w:tcBorders>
+            <w:vAlign w:val="center"/>
+          </w:tcPr>
+          <w:p>
+            <w:pPr>
+              <w:spacing w:after="0"/>
+              <w:jc w:val="center"/>
+            </w:pPr>
+            <w:r/>
+            <w:r>
+              <w:rPr>
+                <w:rFonts w:ascii="Times New Roman" w:hAnsi="Times New Roman" w:cs="Times New Roman" w:eastAsia="Times New Roman"/>
+                <w:b w:val="0"/>
+                <w:i w:val="0"/>
+                <w:sz w:val="20"/>
+              </w:rPr>
+              <w:t>[41.49, 61.19]</w:t>
+            </w:r>
+          </w:p>
+        </w:tc>
+        <w:tc>
+          <w:tcPr>
+            <w:tcW w:type="dxa" w:w="2494"/>
+            <w:shd w:val="clear" w:color="auto" w:fill="F2F2F2"/>
+            <w:tcBorders>
+              <w:top w:val="single" w:sz="4" w:color="808080"/>
+              <w:left w:val="single" w:sz="4" w:color="808080"/>
+              <w:bottom w:val="single" w:sz="4" w:color="808080"/>
+              <w:right w:val="single" w:sz="4" w:color="808080"/>
+            </w:tcBorders>
+            <w:vAlign w:val="center"/>
+          </w:tcPr>
+          <w:p>
+            <w:pPr>
+              <w:spacing w:after="0"/>
+              <w:jc w:val="center"/>
+            </w:pPr>
+            <w:r/>
+            <w:r>
+              <w:rPr>
+                <w:rFonts w:ascii="Times New Roman" w:hAnsi="Times New Roman" w:cs="Times New Roman" w:eastAsia="Times New Roman"/>
+                <w:b w:val="0"/>
+                <w:i w:val="0"/>
+                <w:sz w:val="20"/>
+              </w:rPr>
+              <w:t>−0.61 pp [−0.89, −0.35]</w:t>
+            </w:r>
+          </w:p>
+        </w:tc>
+        <w:tc>
+          <w:tcPr>
+            <w:tcW w:type="dxa" w:w="1134"/>
+            <w:shd w:val="clear" w:color="auto" w:fill="F2F2F2"/>
+            <w:tcBorders>
+              <w:top w:val="single" w:sz="4" w:color="808080"/>
+              <w:left w:val="single" w:sz="4" w:color="808080"/>
+              <w:bottom w:val="single" w:sz="4" w:color="808080"/>
+              <w:right w:val="single" w:sz="4" w:color="808080"/>
+            </w:tcBorders>
+            <w:vAlign w:val="center"/>
+          </w:tcPr>
+          <w:p>
+            <w:pPr>
+              <w:spacing w:after="0"/>
+              <w:jc w:val="center"/>
+            </w:pPr>
+            <w:r/>
+            <w:r>
+              <w:rPr>
+                <w:rFonts w:ascii="Times New Roman" w:hAnsi="Times New Roman" w:cs="Times New Roman" w:eastAsia="Times New Roman"/>
+                <w:b w:val="0"/>
+                <w:i w:val="0"/>
+                <w:sz w:val="20"/>
+              </w:rPr>
+              <w:t>Yes (neg)</w:t>
+            </w:r>
+          </w:p>
+        </w:tc>
+      </w:tr>
+      <w:tr>
+        <w:tc>
+          <w:tcPr>
+            <w:tcW w:type="dxa" w:w="2041"/>
+            <w:tcBorders>
+              <w:top w:val="single" w:sz="4" w:color="808080"/>
+              <w:left w:val="single" w:sz="4" w:color="808080"/>
+              <w:bottom w:val="single" w:sz="4" w:color="808080"/>
+              <w:right w:val="single" w:sz="4" w:color="808080"/>
+            </w:tcBorders>
+            <w:vAlign w:val="center"/>
+          </w:tcPr>
+          <w:p>
+            <w:pPr>
+              <w:spacing w:after="0"/>
+              <w:jc w:val="left"/>
+            </w:pPr>
+            <w:r/>
+            <w:r>
+              <w:rPr>
+                <w:rFonts w:ascii="Times New Roman" w:hAnsi="Times New Roman" w:cs="Times New Roman" w:eastAsia="Times New Roman"/>
+                <w:b w:val="0"/>
+                <w:i w:val="0"/>
+                <w:sz w:val="20"/>
+              </w:rPr>
+              <w:t>σ = 2.5 (legacy)</w:t>
+            </w:r>
+          </w:p>
+        </w:tc>
+        <w:tc>
+          <w:tcPr>
+            <w:tcW w:type="dxa" w:w="1361"/>
+            <w:tcBorders>
+              <w:top w:val="single" w:sz="4" w:color="808080"/>
+              <w:left w:val="single" w:sz="4" w:color="808080"/>
+              <w:bottom w:val="single" w:sz="4" w:color="808080"/>
+              <w:right w:val="single" w:sz="4" w:color="808080"/>
+            </w:tcBorders>
+            <w:vAlign w:val="center"/>
+          </w:tcPr>
+          <w:p>
+            <w:pPr>
+              <w:spacing w:after="0"/>
+              <w:jc w:val="center"/>
+            </w:pPr>
+            <w:r/>
+            <w:r>
+              <w:rPr>
+                <w:rFonts w:ascii="Times New Roman" w:hAnsi="Times New Roman" w:cs="Times New Roman" w:eastAsia="Times New Roman"/>
+                <w:b w:val="0"/>
+                <w:i w:val="0"/>
+                <w:sz w:val="20"/>
+              </w:rPr>
+              <w:t>47.32%</w:t>
+            </w:r>
+          </w:p>
+        </w:tc>
+        <w:tc>
+          <w:tcPr>
+            <w:tcW w:type="dxa" w:w="1474"/>
+            <w:tcBorders>
+              <w:top w:val="single" w:sz="4" w:color="808080"/>
+              <w:left w:val="single" w:sz="4" w:color="808080"/>
+              <w:bottom w:val="single" w:sz="4" w:color="808080"/>
+              <w:right w:val="single" w:sz="4" w:color="808080"/>
+            </w:tcBorders>
+            <w:vAlign w:val="center"/>
+          </w:tcPr>
+          <w:p>
+            <w:pPr>
+              <w:spacing w:after="0"/>
+              <w:jc w:val="center"/>
+            </w:pPr>
+            <w:r/>
+            <w:r>
+              <w:rPr>
+                <w:rFonts w:ascii="Times New Roman" w:hAnsi="Times New Roman" w:cs="Times New Roman" w:eastAsia="Times New Roman"/>
+                <w:b w:val="0"/>
+                <w:i w:val="0"/>
+                <w:sz w:val="20"/>
+              </w:rPr>
+              <w:t>[37.75, 57.26]</w:t>
+            </w:r>
+          </w:p>
+        </w:tc>
+        <w:tc>
+          <w:tcPr>
+            <w:tcW w:type="dxa" w:w="2494"/>
+            <w:tcBorders>
+              <w:top w:val="single" w:sz="4" w:color="808080"/>
+              <w:left w:val="single" w:sz="4" w:color="808080"/>
+              <w:bottom w:val="single" w:sz="4" w:color="808080"/>
+              <w:right w:val="single" w:sz="4" w:color="808080"/>
+            </w:tcBorders>
+            <w:vAlign w:val="center"/>
+          </w:tcPr>
+          <w:p>
+            <w:pPr>
+              <w:spacing w:after="0"/>
+              <w:jc w:val="center"/>
+            </w:pPr>
+            <w:r/>
+            <w:r>
+              <w:rPr>
+                <w:rFonts w:ascii="Times New Roman" w:hAnsi="Times New Roman" w:cs="Times New Roman" w:eastAsia="Times New Roman"/>
+                <w:b w:val="0"/>
+                <w:i w:val="0"/>
+                <w:sz w:val="20"/>
+              </w:rPr>
+              <w:t>−4.54 pp [−6.01, −3.24]</w:t>
+            </w:r>
+          </w:p>
+        </w:tc>
+        <w:tc>
+          <w:tcPr>
+            <w:tcW w:type="dxa" w:w="1134"/>
+            <w:tcBorders>
+              <w:top w:val="single" w:sz="4" w:color="808080"/>
+              <w:left w:val="single" w:sz="4" w:color="808080"/>
+              <w:bottom w:val="single" w:sz="4" w:color="808080"/>
+              <w:right w:val="single" w:sz="4" w:color="808080"/>
+            </w:tcBorders>
+            <w:vAlign w:val="center"/>
+          </w:tcPr>
+          <w:p>
+            <w:pPr>
+              <w:spacing w:after="0"/>
+              <w:jc w:val="center"/>
+            </w:pPr>
+            <w:r/>
+            <w:r>
+              <w:rPr>
+                <w:rFonts w:ascii="Times New Roman" w:hAnsi="Times New Roman" w:cs="Times New Roman" w:eastAsia="Times New Roman"/>
+                <w:b w:val="0"/>
+                <w:i w:val="0"/>
+                <w:sz w:val="20"/>
+              </w:rPr>
+              <w:t>Yes (neg)</w:t>
+            </w:r>
+          </w:p>
+        </w:tc>
+      </w:tr>
+      <w:tr>
+        <w:tc>
+          <w:tcPr>
+            <w:tcW w:type="dxa" w:w="2041"/>
+            <w:shd w:val="clear" w:color="auto" w:fill="F2F2F2"/>
+            <w:tcBorders>
+              <w:top w:val="single" w:sz="4" w:color="808080"/>
+              <w:left w:val="single" w:sz="4" w:color="808080"/>
+              <w:bottom w:val="single" w:sz="4" w:color="808080"/>
+              <w:right w:val="single" w:sz="4" w:color="808080"/>
+            </w:tcBorders>
+            <w:vAlign w:val="center"/>
+          </w:tcPr>
+          <w:p>
+            <w:pPr>
+              <w:spacing w:after="0"/>
+              <w:jc w:val="left"/>
+            </w:pPr>
+            <w:r/>
+            <w:r>
+              <w:rPr>
+                <w:rFonts w:ascii="Times New Roman" w:hAnsi="Times New Roman" w:cs="Times New Roman" w:eastAsia="Times New Roman"/>
+                <w:b w:val="0"/>
+                <w:i w:val="0"/>
+                <w:sz w:val="20"/>
+              </w:rPr>
+              <w:t>Isotropic BED</w:t>
+            </w:r>
+          </w:p>
+        </w:tc>
+        <w:tc>
+          <w:tcPr>
+            <w:tcW w:type="dxa" w:w="1361"/>
+            <w:shd w:val="clear" w:color="auto" w:fill="F2F2F2"/>
+            <w:tcBorders>
+              <w:top w:val="single" w:sz="4" w:color="808080"/>
+              <w:left w:val="single" w:sz="4" w:color="808080"/>
+              <w:bottom w:val="single" w:sz="4" w:color="808080"/>
+              <w:right w:val="single" w:sz="4" w:color="808080"/>
+            </w:tcBorders>
+            <w:vAlign w:val="center"/>
+          </w:tcPr>
+          <w:p>
+            <w:pPr>
+              <w:spacing w:after="0"/>
+              <w:jc w:val="center"/>
+            </w:pPr>
+            <w:r/>
+            <w:r>
+              <w:rPr>
+                <w:rFonts w:ascii="Times New Roman" w:hAnsi="Times New Roman" w:cs="Times New Roman" w:eastAsia="Times New Roman"/>
+                <w:b w:val="0"/>
+                <w:i w:val="0"/>
+                <w:sz w:val="20"/>
+              </w:rPr>
+              <w:t>49.41%</w:t>
+            </w:r>
+          </w:p>
+        </w:tc>
+        <w:tc>
+          <w:tcPr>
+            <w:tcW w:type="dxa" w:w="1474"/>
+            <w:shd w:val="clear" w:color="auto" w:fill="F2F2F2"/>
+            <w:tcBorders>
+              <w:top w:val="single" w:sz="4" w:color="808080"/>
+              <w:left w:val="single" w:sz="4" w:color="808080"/>
+              <w:bottom w:val="single" w:sz="4" w:color="808080"/>
+              <w:right w:val="single" w:sz="4" w:color="808080"/>
+            </w:tcBorders>
+            <w:vAlign w:val="center"/>
+          </w:tcPr>
+          <w:p>
+            <w:pPr>
+              <w:spacing w:after="0"/>
+              <w:jc w:val="center"/>
+            </w:pPr>
+            <w:r/>
+            <w:r>
+              <w:rPr>
+                <w:rFonts w:ascii="Times New Roman" w:hAnsi="Times New Roman" w:cs="Times New Roman" w:eastAsia="Times New Roman"/>
+                <w:b w:val="0"/>
+                <w:i w:val="0"/>
+                <w:sz w:val="20"/>
+              </w:rPr>
+              <w:t>[39.71, 59.39]</w:t>
+            </w:r>
+          </w:p>
+        </w:tc>
+        <w:tc>
+          <w:tcPr>
+            <w:tcW w:type="dxa" w:w="2494"/>
+            <w:shd w:val="clear" w:color="auto" w:fill="F2F2F2"/>
+            <w:tcBorders>
+              <w:top w:val="single" w:sz="4" w:color="808080"/>
+              <w:left w:val="single" w:sz="4" w:color="808080"/>
+              <w:bottom w:val="single" w:sz="4" w:color="808080"/>
+              <w:right w:val="single" w:sz="4" w:color="808080"/>
+            </w:tcBorders>
+            <w:vAlign w:val="center"/>
+          </w:tcPr>
+          <w:p>
+            <w:pPr>
+              <w:spacing w:after="0"/>
+              <w:jc w:val="center"/>
+            </w:pPr>
+            <w:r/>
+            <w:r>
+              <w:rPr>
+                <w:rFonts w:ascii="Times New Roman" w:hAnsi="Times New Roman" w:cs="Times New Roman" w:eastAsia="Times New Roman"/>
+                <w:b w:val="0"/>
+                <w:i w:val="0"/>
+                <w:sz w:val="20"/>
+              </w:rPr>
+              <w:t>−2.48 pp [−3.44, −1.65]</w:t>
+            </w:r>
+          </w:p>
+        </w:tc>
+        <w:tc>
+          <w:tcPr>
+            <w:tcW w:type="dxa" w:w="1134"/>
+            <w:shd w:val="clear" w:color="auto" w:fill="F2F2F2"/>
+            <w:tcBorders>
+              <w:top w:val="single" w:sz="4" w:color="808080"/>
+              <w:left w:val="single" w:sz="4" w:color="808080"/>
+              <w:bottom w:val="single" w:sz="4" w:color="808080"/>
+              <w:right w:val="single" w:sz="4" w:color="808080"/>
+            </w:tcBorders>
+            <w:vAlign w:val="center"/>
+          </w:tcPr>
+          <w:p>
+            <w:pPr>
+              <w:spacing w:after="0"/>
+              <w:jc w:val="center"/>
+            </w:pPr>
+            <w:r/>
+            <w:r>
+              <w:rPr>
+                <w:rFonts w:ascii="Times New Roman" w:hAnsi="Times New Roman" w:cs="Times New Roman" w:eastAsia="Times New Roman"/>
+                <w:b w:val="0"/>
+                <w:i w:val="0"/>
+                <w:sz w:val="20"/>
+              </w:rPr>
+              <w:t>Yes (neg)</w:t>
+            </w:r>
+          </w:p>
+        </w:tc>
+      </w:tr>
+      <w:tr>
+        <w:tc>
+          <w:tcPr>
+            <w:tcW w:type="dxa" w:w="2041"/>
+            <w:tcBorders>
+              <w:top w:val="single" w:sz="4" w:color="808080"/>
+              <w:left w:val="single" w:sz="4" w:color="808080"/>
+              <w:bottom w:val="single" w:sz="4" w:color="808080"/>
+              <w:right w:val="single" w:sz="4" w:color="808080"/>
+            </w:tcBorders>
+            <w:vAlign w:val="center"/>
+          </w:tcPr>
+          <w:p>
+            <w:pPr>
+              <w:spacing w:after="0"/>
+              <w:jc w:val="left"/>
+            </w:pPr>
+            <w:r/>
+            <w:r>
+              <w:rPr>
+                <w:rFonts w:ascii="Times New Roman" w:hAnsi="Times New Roman" w:cs="Times New Roman" w:eastAsia="Times New Roman"/>
+                <w:b/>
+                <w:i w:val="0"/>
+                <w:sz w:val="20"/>
+              </w:rPr>
+              <w:t>Anisotropic BED (v98)</w:t>
+            </w:r>
+          </w:p>
+        </w:tc>
+        <w:tc>
+          <w:tcPr>
+            <w:tcW w:type="dxa" w:w="1361"/>
+            <w:tcBorders>
+              <w:top w:val="single" w:sz="4" w:color="808080"/>
+              <w:left w:val="single" w:sz="4" w:color="808080"/>
+              <w:bottom w:val="single" w:sz="4" w:color="808080"/>
+              <w:right w:val="single" w:sz="4" w:color="808080"/>
+            </w:tcBorders>
+            <w:vAlign w:val="center"/>
+          </w:tcPr>
+          <w:p>
+            <w:pPr>
+              <w:spacing w:after="0"/>
+              <w:jc w:val="center"/>
+            </w:pPr>
+            <w:r/>
+            <w:r>
+              <w:rPr>
+                <w:rFonts w:ascii="Times New Roman" w:hAnsi="Times New Roman" w:cs="Times New Roman" w:eastAsia="Times New Roman"/>
+                <w:b/>
+                <w:i w:val="0"/>
+                <w:sz w:val="20"/>
+              </w:rPr>
+              <w:t>52.84%</w:t>
+            </w:r>
+          </w:p>
+        </w:tc>
+        <w:tc>
+          <w:tcPr>
+            <w:tcW w:type="dxa" w:w="1474"/>
+            <w:tcBorders>
+              <w:top w:val="single" w:sz="4" w:color="808080"/>
+              <w:left w:val="single" w:sz="4" w:color="808080"/>
+              <w:bottom w:val="single" w:sz="4" w:color="808080"/>
+              <w:right w:val="single" w:sz="4" w:color="808080"/>
+            </w:tcBorders>
+            <w:vAlign w:val="center"/>
+          </w:tcPr>
+          <w:p>
+            <w:pPr>
+              <w:spacing w:after="0"/>
+              <w:jc w:val="center"/>
+            </w:pPr>
+            <w:r/>
+            <w:r>
+              <w:rPr>
+                <w:rFonts w:ascii="Times New Roman" w:hAnsi="Times New Roman" w:cs="Times New Roman" w:eastAsia="Times New Roman"/>
+                <w:b/>
+                <w:i w:val="0"/>
+                <w:sz w:val="20"/>
+              </w:rPr>
+              <w:t>[42.94, 62.91]</w:t>
+            </w:r>
+          </w:p>
+        </w:tc>
+        <w:tc>
+          <w:tcPr>
+            <w:tcW w:type="dxa" w:w="2494"/>
+            <w:tcBorders>
+              <w:top w:val="single" w:sz="4" w:color="808080"/>
+              <w:left w:val="single" w:sz="4" w:color="808080"/>
+              <w:bottom w:val="single" w:sz="4" w:color="808080"/>
+              <w:right w:val="single" w:sz="4" w:color="808080"/>
+            </w:tcBorders>
+            <w:vAlign w:val="center"/>
+          </w:tcPr>
+          <w:p>
+            <w:pPr>
+              <w:spacing w:after="0"/>
+              <w:jc w:val="center"/>
+            </w:pPr>
+            <w:r/>
+            <w:r>
+              <w:rPr>
+                <w:rFonts w:ascii="Times New Roman" w:hAnsi="Times New Roman" w:cs="Times New Roman" w:eastAsia="Times New Roman"/>
+                <w:b/>
+                <w:i w:val="0"/>
+                <w:sz w:val="20"/>
+              </w:rPr>
+              <w:t>+0.90 pp [+0.58, +1.24]</w:t>
+            </w:r>
+          </w:p>
+        </w:tc>
+        <w:tc>
+          <w:tcPr>
+            <w:tcW w:type="dxa" w:w="1134"/>
+            <w:tcBorders>
+              <w:top w:val="single" w:sz="4" w:color="808080"/>
+              <w:left w:val="single" w:sz="4" w:color="808080"/>
+              <w:bottom w:val="single" w:sz="4" w:color="808080"/>
+              <w:right w:val="single" w:sz="4" w:color="808080"/>
+            </w:tcBorders>
+            <w:vAlign w:val="center"/>
+          </w:tcPr>
+          <w:p>
+            <w:pPr>
+              <w:spacing w:after="0"/>
+              <w:jc w:val="center"/>
+            </w:pPr>
+            <w:r/>
+            <w:r>
+              <w:rPr>
+                <w:rFonts w:ascii="Times New Roman" w:hAnsi="Times New Roman" w:cs="Times New Roman" w:eastAsia="Times New Roman"/>
+                <w:b/>
+                <w:i w:val="0"/>
+                <w:sz w:val="20"/>
+              </w:rPr>
+              <w:t>Yes (pos)</w:t>
+            </w:r>
+          </w:p>
+        </w:tc>
+      </w:tr>
+    </w:tbl>
+    <w:p>
+      <w:pPr>
+        <w:spacing w:after="120"/>
+      </w:pPr>
+    </w:p>
+    <w:p>
+      <w:pPr>
+        <w:spacing w:before="160" w:after="80"/>
+        <w:jc w:val="left"/>
+      </w:pPr>
+      <w:r>
+        <w:rPr>
+          <w:rFonts w:ascii="Times New Roman" w:hAnsi="Times New Roman" w:cs="Times New Roman" w:eastAsia="Times New Roman"/>
+          <w:b/>
+          <w:i w:val="0"/>
+          <w:sz w:val="20"/>
+        </w:rPr>
+        <w:t xml:space="preserve">Table 19: </w:t>
+      </w:r>
+      <w:r>
+        <w:rPr>
+          <w:rFonts w:ascii="Times New Roman" w:hAnsi="Times New Roman" w:cs="Times New Roman" w:eastAsia="Times New Roman"/>
+          <w:b w:val="0"/>
+          <w:i/>
+          <w:sz w:val="20"/>
+        </w:rPr>
+        <w:t>Mean coverage with 95% cluster-bootstrap CIs at heat ≥ 0.80. **Persistence dominates** at this threshold — anisotropic BED significantly LOSES to persistence by −2.45 pp [−3.47, −1.59]. The gain over isotropic BED, σ-grid baselines and constant σ remains significantly positive.</w:t>
+      </w:r>
+    </w:p>
+    <w:tbl>
+      <w:tblPr>
+        <w:tblW w:type="auto" w:w="0"/>
+        <w:jc w:val="center"/>
+        <w:tblLayout w:type="fixed"/>
+        <w:tblLook w:firstColumn="1" w:firstRow="1" w:lastColumn="0" w:lastRow="0" w:noHBand="0" w:noVBand="1" w:val="04A0"/>
+      </w:tblPr>
+      <w:tblGrid>
+        <w:gridCol w:w="1701"/>
+        <w:gridCol w:w="1701"/>
+        <w:gridCol w:w="1701"/>
+        <w:gridCol w:w="1701"/>
+        <w:gridCol w:w="1701"/>
+      </w:tblGrid>
+      <w:tr>
+        <w:tc>
+          <w:tcPr>
+            <w:tcW w:type="dxa" w:w="2041"/>
+            <w:shd w:val="clear" w:color="auto" w:fill="D9E1F2"/>
+            <w:tcBorders>
+              <w:top w:val="single" w:sz="4" w:color="808080"/>
+              <w:left w:val="single" w:sz="4" w:color="808080"/>
+              <w:bottom w:val="single" w:sz="4" w:color="808080"/>
+              <w:right w:val="single" w:sz="4" w:color="808080"/>
+            </w:tcBorders>
+            <w:vAlign w:val="center"/>
+          </w:tcPr>
+          <w:p>
+            <w:pPr>
+              <w:spacing w:after="0"/>
+              <w:jc w:val="center"/>
+            </w:pPr>
+            <w:r/>
+            <w:r>
+              <w:rPr>
+                <w:rFonts w:ascii="Times New Roman" w:hAnsi="Times New Roman" w:cs="Times New Roman" w:eastAsia="Times New Roman"/>
+                <w:b/>
+                <w:i w:val="0"/>
+                <w:sz w:val="20"/>
+              </w:rPr>
+              <w:t>Method</w:t>
+            </w:r>
+          </w:p>
+        </w:tc>
+        <w:tc>
+          <w:tcPr>
+            <w:tcW w:type="dxa" w:w="1361"/>
+            <w:shd w:val="clear" w:color="auto" w:fill="D9E1F2"/>
+            <w:tcBorders>
+              <w:top w:val="single" w:sz="4" w:color="808080"/>
+              <w:left w:val="single" w:sz="4" w:color="808080"/>
+              <w:bottom w:val="single" w:sz="4" w:color="808080"/>
+              <w:right w:val="single" w:sz="4" w:color="808080"/>
+            </w:tcBorders>
+            <w:vAlign w:val="center"/>
+          </w:tcPr>
+          <w:p>
+            <w:pPr>
+              <w:spacing w:after="0"/>
+              <w:jc w:val="center"/>
+            </w:pPr>
+            <w:r/>
+            <w:r>
+              <w:rPr>
+                <w:rFonts w:ascii="Times New Roman" w:hAnsi="Times New Roman" w:cs="Times New Roman" w:eastAsia="Times New Roman"/>
+                <w:b/>
+                <w:i w:val="0"/>
+                <w:sz w:val="20"/>
+              </w:rPr>
+              <w:t>Mean coverage</w:t>
+            </w:r>
+          </w:p>
+        </w:tc>
+        <w:tc>
+          <w:tcPr>
+            <w:tcW w:type="dxa" w:w="1474"/>
+            <w:shd w:val="clear" w:color="auto" w:fill="D9E1F2"/>
+            <w:tcBorders>
+              <w:top w:val="single" w:sz="4" w:color="808080"/>
+              <w:left w:val="single" w:sz="4" w:color="808080"/>
+              <w:bottom w:val="single" w:sz="4" w:color="808080"/>
+              <w:right w:val="single" w:sz="4" w:color="808080"/>
+            </w:tcBorders>
+            <w:vAlign w:val="center"/>
+          </w:tcPr>
+          <w:p>
+            <w:pPr>
+              <w:spacing w:after="0"/>
+              <w:jc w:val="center"/>
+            </w:pPr>
+            <w:r/>
+            <w:r>
+              <w:rPr>
+                <w:rFonts w:ascii="Times New Roman" w:hAnsi="Times New Roman" w:cs="Times New Roman" w:eastAsia="Times New Roman"/>
+                <w:b/>
+                <w:i w:val="0"/>
+                <w:sz w:val="20"/>
+              </w:rPr>
+              <w:t>95% CI</w:t>
+            </w:r>
+          </w:p>
+        </w:tc>
+        <w:tc>
+          <w:tcPr>
+            <w:tcW w:type="dxa" w:w="2494"/>
+            <w:shd w:val="clear" w:color="auto" w:fill="D9E1F2"/>
+            <w:tcBorders>
+              <w:top w:val="single" w:sz="4" w:color="808080"/>
+              <w:left w:val="single" w:sz="4" w:color="808080"/>
+              <w:bottom w:val="single" w:sz="4" w:color="808080"/>
+              <w:right w:val="single" w:sz="4" w:color="808080"/>
+            </w:tcBorders>
+            <w:vAlign w:val="center"/>
+          </w:tcPr>
+          <w:p>
+            <w:pPr>
+              <w:spacing w:after="0"/>
+              <w:jc w:val="center"/>
+            </w:pPr>
+            <w:r/>
+            <w:r>
+              <w:rPr>
+                <w:rFonts w:ascii="Times New Roman" w:hAnsi="Times New Roman" w:cs="Times New Roman" w:eastAsia="Times New Roman"/>
+                <w:b/>
+                <w:i w:val="0"/>
+                <w:sz w:val="20"/>
+              </w:rPr>
+              <w:t>Δ vs persistence</w:t>
+            </w:r>
+          </w:p>
+        </w:tc>
+        <w:tc>
+          <w:tcPr>
+            <w:tcW w:type="dxa" w:w="1134"/>
+            <w:shd w:val="clear" w:color="auto" w:fill="D9E1F2"/>
+            <w:tcBorders>
+              <w:top w:val="single" w:sz="4" w:color="808080"/>
+              <w:left w:val="single" w:sz="4" w:color="808080"/>
+              <w:bottom w:val="single" w:sz="4" w:color="808080"/>
+              <w:right w:val="single" w:sz="4" w:color="808080"/>
+            </w:tcBorders>
+            <w:vAlign w:val="center"/>
+          </w:tcPr>
+          <w:p>
+            <w:pPr>
+              <w:spacing w:after="0"/>
+              <w:jc w:val="center"/>
+            </w:pPr>
+            <w:r/>
+            <w:r>
+              <w:rPr>
+                <w:rFonts w:ascii="Times New Roman" w:hAnsi="Times New Roman" w:cs="Times New Roman" w:eastAsia="Times New Roman"/>
+                <w:b/>
+                <w:i w:val="0"/>
+                <w:sz w:val="20"/>
+              </w:rPr>
+              <w:t>Excludes 0?</w:t>
+            </w:r>
+          </w:p>
+        </w:tc>
+      </w:tr>
+      <w:tr>
+        <w:tc>
+          <w:tcPr>
+            <w:tcW w:type="dxa" w:w="2041"/>
+            <w:tcBorders>
+              <w:top w:val="single" w:sz="4" w:color="808080"/>
+              <w:left w:val="single" w:sz="4" w:color="808080"/>
+              <w:bottom w:val="single" w:sz="4" w:color="808080"/>
+              <w:right w:val="single" w:sz="4" w:color="808080"/>
+            </w:tcBorders>
+            <w:vAlign w:val="center"/>
+          </w:tcPr>
+          <w:p>
+            <w:pPr>
+              <w:spacing w:after="0"/>
+              <w:jc w:val="left"/>
+            </w:pPr>
+            <w:r/>
+            <w:r>
+              <w:rPr>
+                <w:rFonts w:ascii="Times New Roman" w:hAnsi="Times New Roman" w:cs="Times New Roman" w:eastAsia="Times New Roman"/>
+                <w:b/>
+                <w:i w:val="0"/>
+                <w:sz w:val="20"/>
+              </w:rPr>
+              <w:t>Persistence baseline</w:t>
+            </w:r>
+          </w:p>
+        </w:tc>
+        <w:tc>
+          <w:tcPr>
+            <w:tcW w:type="dxa" w:w="1361"/>
+            <w:tcBorders>
+              <w:top w:val="single" w:sz="4" w:color="808080"/>
+              <w:left w:val="single" w:sz="4" w:color="808080"/>
+              <w:bottom w:val="single" w:sz="4" w:color="808080"/>
+              <w:right w:val="single" w:sz="4" w:color="808080"/>
+            </w:tcBorders>
+            <w:vAlign w:val="center"/>
+          </w:tcPr>
+          <w:p>
+            <w:pPr>
+              <w:spacing w:after="0"/>
+              <w:jc w:val="center"/>
+            </w:pPr>
+            <w:r/>
+            <w:r>
+              <w:rPr>
+                <w:rFonts w:ascii="Times New Roman" w:hAnsi="Times New Roman" w:cs="Times New Roman" w:eastAsia="Times New Roman"/>
+                <w:b/>
+                <w:i w:val="0"/>
+                <w:sz w:val="20"/>
+              </w:rPr>
+              <w:t>51.95%</w:t>
+            </w:r>
+          </w:p>
+        </w:tc>
+        <w:tc>
+          <w:tcPr>
+            <w:tcW w:type="dxa" w:w="1474"/>
+            <w:tcBorders>
+              <w:top w:val="single" w:sz="4" w:color="808080"/>
+              <w:left w:val="single" w:sz="4" w:color="808080"/>
+              <w:bottom w:val="single" w:sz="4" w:color="808080"/>
+              <w:right w:val="single" w:sz="4" w:color="808080"/>
+            </w:tcBorders>
+            <w:vAlign w:val="center"/>
+          </w:tcPr>
+          <w:p>
+            <w:pPr>
+              <w:spacing w:after="0"/>
+              <w:jc w:val="center"/>
+            </w:pPr>
+            <w:r/>
+            <w:r>
+              <w:rPr>
+                <w:rFonts w:ascii="Times New Roman" w:hAnsi="Times New Roman" w:cs="Times New Roman" w:eastAsia="Times New Roman"/>
+                <w:b/>
+                <w:i w:val="0"/>
+                <w:sz w:val="20"/>
+              </w:rPr>
+              <w:t>[42.16, 61.86]</w:t>
+            </w:r>
+          </w:p>
+        </w:tc>
+        <w:tc>
+          <w:tcPr>
+            <w:tcW w:type="dxa" w:w="2494"/>
+            <w:tcBorders>
+              <w:top w:val="single" w:sz="4" w:color="808080"/>
+              <w:left w:val="single" w:sz="4" w:color="808080"/>
+              <w:bottom w:val="single" w:sz="4" w:color="808080"/>
+              <w:right w:val="single" w:sz="4" w:color="808080"/>
+            </w:tcBorders>
+            <w:vAlign w:val="center"/>
+          </w:tcPr>
+          <w:p>
+            <w:pPr>
+              <w:spacing w:after="0"/>
+              <w:jc w:val="center"/>
+            </w:pPr>
+            <w:r/>
+            <w:r>
+              <w:rPr>
+                <w:rFonts w:ascii="Times New Roman" w:hAnsi="Times New Roman" w:cs="Times New Roman" w:eastAsia="Times New Roman"/>
+                <w:b w:val="0"/>
+                <w:i w:val="0"/>
+                <w:sz w:val="20"/>
+              </w:rPr>
+              <w:t>—</w:t>
+            </w:r>
+          </w:p>
+        </w:tc>
+        <w:tc>
+          <w:tcPr>
+            <w:tcW w:type="dxa" w:w="1134"/>
+            <w:tcBorders>
+              <w:top w:val="single" w:sz="4" w:color="808080"/>
+              <w:left w:val="single" w:sz="4" w:color="808080"/>
+              <w:bottom w:val="single" w:sz="4" w:color="808080"/>
+              <w:right w:val="single" w:sz="4" w:color="808080"/>
+            </w:tcBorders>
+            <w:vAlign w:val="center"/>
+          </w:tcPr>
+          <w:p>
+            <w:pPr>
+              <w:spacing w:after="0"/>
+              <w:jc w:val="center"/>
+            </w:pPr>
+            <w:r/>
+            <w:r>
+              <w:rPr>
+                <w:rFonts w:ascii="Times New Roman" w:hAnsi="Times New Roman" w:cs="Times New Roman" w:eastAsia="Times New Roman"/>
+                <w:b w:val="0"/>
+                <w:i w:val="0"/>
+                <w:sz w:val="20"/>
+              </w:rPr>
+              <w:t>—</w:t>
+            </w:r>
+          </w:p>
+        </w:tc>
+      </w:tr>
+      <w:tr>
+        <w:tc>
+          <w:tcPr>
+            <w:tcW w:type="dxa" w:w="2041"/>
+            <w:shd w:val="clear" w:color="auto" w:fill="F2F2F2"/>
+            <w:tcBorders>
+              <w:top w:val="single" w:sz="4" w:color="808080"/>
+              <w:left w:val="single" w:sz="4" w:color="808080"/>
+              <w:bottom w:val="single" w:sz="4" w:color="808080"/>
+              <w:right w:val="single" w:sz="4" w:color="808080"/>
+            </w:tcBorders>
+            <w:vAlign w:val="center"/>
+          </w:tcPr>
+          <w:p>
+            <w:pPr>
+              <w:spacing w:after="0"/>
+              <w:jc w:val="left"/>
+            </w:pPr>
+            <w:r/>
+            <w:r>
+              <w:rPr>
+                <w:rFonts w:ascii="Times New Roman" w:hAnsi="Times New Roman" w:cs="Times New Roman" w:eastAsia="Times New Roman"/>
+                <w:b w:val="0"/>
+                <w:i w:val="0"/>
+                <w:sz w:val="20"/>
+              </w:rPr>
+              <w:t>σ = 1.0</w:t>
+            </w:r>
+          </w:p>
+        </w:tc>
+        <w:tc>
+          <w:tcPr>
+            <w:tcW w:type="dxa" w:w="1361"/>
+            <w:shd w:val="clear" w:color="auto" w:fill="F2F2F2"/>
+            <w:tcBorders>
+              <w:top w:val="single" w:sz="4" w:color="808080"/>
+              <w:left w:val="single" w:sz="4" w:color="808080"/>
+              <w:bottom w:val="single" w:sz="4" w:color="808080"/>
+              <w:right w:val="single" w:sz="4" w:color="808080"/>
+            </w:tcBorders>
+            <w:vAlign w:val="center"/>
+          </w:tcPr>
+          <w:p>
+            <w:pPr>
+              <w:spacing w:after="0"/>
+              <w:jc w:val="center"/>
+            </w:pPr>
+            <w:r/>
+            <w:r>
+              <w:rPr>
+                <w:rFonts w:ascii="Times New Roman" w:hAnsi="Times New Roman" w:cs="Times New Roman" w:eastAsia="Times New Roman"/>
+                <w:b w:val="0"/>
+                <w:i w:val="0"/>
+                <w:sz w:val="20"/>
+              </w:rPr>
+              <w:t>43.51%</w:t>
+            </w:r>
+          </w:p>
+        </w:tc>
+        <w:tc>
+          <w:tcPr>
+            <w:tcW w:type="dxa" w:w="1474"/>
+            <w:shd w:val="clear" w:color="auto" w:fill="F2F2F2"/>
+            <w:tcBorders>
+              <w:top w:val="single" w:sz="4" w:color="808080"/>
+              <w:left w:val="single" w:sz="4" w:color="808080"/>
+              <w:bottom w:val="single" w:sz="4" w:color="808080"/>
+              <w:right w:val="single" w:sz="4" w:color="808080"/>
+            </w:tcBorders>
+            <w:vAlign w:val="center"/>
+          </w:tcPr>
+          <w:p>
+            <w:pPr>
+              <w:spacing w:after="0"/>
+              <w:jc w:val="center"/>
+            </w:pPr>
+            <w:r/>
+            <w:r>
+              <w:rPr>
+                <w:rFonts w:ascii="Times New Roman" w:hAnsi="Times New Roman" w:cs="Times New Roman" w:eastAsia="Times New Roman"/>
+                <w:b w:val="0"/>
+                <w:i w:val="0"/>
+                <w:sz w:val="20"/>
+              </w:rPr>
+              <w:t>[34.50, 53.18]</w:t>
+            </w:r>
+          </w:p>
+        </w:tc>
+        <w:tc>
+          <w:tcPr>
+            <w:tcW w:type="dxa" w:w="2494"/>
+            <w:shd w:val="clear" w:color="auto" w:fill="F2F2F2"/>
+            <w:tcBorders>
+              <w:top w:val="single" w:sz="4" w:color="808080"/>
+              <w:left w:val="single" w:sz="4" w:color="808080"/>
+              <w:bottom w:val="single" w:sz="4" w:color="808080"/>
+              <w:right w:val="single" w:sz="4" w:color="808080"/>
+            </w:tcBorders>
+            <w:vAlign w:val="center"/>
+          </w:tcPr>
+          <w:p>
+            <w:pPr>
+              <w:spacing w:after="0"/>
+              <w:jc w:val="center"/>
+            </w:pPr>
+            <w:r/>
+            <w:r>
+              <w:rPr>
+                <w:rFonts w:ascii="Times New Roman" w:hAnsi="Times New Roman" w:cs="Times New Roman" w:eastAsia="Times New Roman"/>
+                <w:b w:val="0"/>
+                <w:i w:val="0"/>
+                <w:sz w:val="20"/>
+              </w:rPr>
+              <w:t>−8.44 pp [−10.09, −6.86]</w:t>
+            </w:r>
+          </w:p>
+        </w:tc>
+        <w:tc>
+          <w:tcPr>
+            <w:tcW w:type="dxa" w:w="1134"/>
+            <w:shd w:val="clear" w:color="auto" w:fill="F2F2F2"/>
+            <w:tcBorders>
+              <w:top w:val="single" w:sz="4" w:color="808080"/>
+              <w:left w:val="single" w:sz="4" w:color="808080"/>
+              <w:bottom w:val="single" w:sz="4" w:color="808080"/>
+              <w:right w:val="single" w:sz="4" w:color="808080"/>
+            </w:tcBorders>
+            <w:vAlign w:val="center"/>
+          </w:tcPr>
+          <w:p>
+            <w:pPr>
+              <w:spacing w:after="0"/>
+              <w:jc w:val="center"/>
+            </w:pPr>
+            <w:r/>
+            <w:r>
+              <w:rPr>
+                <w:rFonts w:ascii="Times New Roman" w:hAnsi="Times New Roman" w:cs="Times New Roman" w:eastAsia="Times New Roman"/>
+                <w:b w:val="0"/>
+                <w:i w:val="0"/>
+                <w:sz w:val="20"/>
+              </w:rPr>
+              <w:t>Yes (neg)</w:t>
+            </w:r>
+          </w:p>
+        </w:tc>
+      </w:tr>
+      <w:tr>
+        <w:tc>
+          <w:tcPr>
+            <w:tcW w:type="dxa" w:w="2041"/>
+            <w:tcBorders>
+              <w:top w:val="single" w:sz="4" w:color="808080"/>
+              <w:left w:val="single" w:sz="4" w:color="808080"/>
+              <w:bottom w:val="single" w:sz="4" w:color="808080"/>
+              <w:right w:val="single" w:sz="4" w:color="808080"/>
+            </w:tcBorders>
+            <w:vAlign w:val="center"/>
+          </w:tcPr>
+          <w:p>
+            <w:pPr>
+              <w:spacing w:after="0"/>
+              <w:jc w:val="left"/>
+            </w:pPr>
+            <w:r/>
+            <w:r>
+              <w:rPr>
+                <w:rFonts w:ascii="Times New Roman" w:hAnsi="Times New Roman" w:cs="Times New Roman" w:eastAsia="Times New Roman"/>
+                <w:b w:val="0"/>
+                <w:i w:val="0"/>
+                <w:sz w:val="20"/>
+              </w:rPr>
+              <w:t>σ = 2.5 (legacy)</w:t>
+            </w:r>
+          </w:p>
+        </w:tc>
+        <w:tc>
+          <w:tcPr>
+            <w:tcW w:type="dxa" w:w="1361"/>
+            <w:tcBorders>
+              <w:top w:val="single" w:sz="4" w:color="808080"/>
+              <w:left w:val="single" w:sz="4" w:color="808080"/>
+              <w:bottom w:val="single" w:sz="4" w:color="808080"/>
+              <w:right w:val="single" w:sz="4" w:color="808080"/>
+            </w:tcBorders>
+            <w:vAlign w:val="center"/>
+          </w:tcPr>
+          <w:p>
+            <w:pPr>
+              <w:spacing w:after="0"/>
+              <w:jc w:val="center"/>
+            </w:pPr>
+            <w:r/>
+            <w:r>
+              <w:rPr>
+                <w:rFonts w:ascii="Times New Roman" w:hAnsi="Times New Roman" w:cs="Times New Roman" w:eastAsia="Times New Roman"/>
+                <w:b w:val="0"/>
+                <w:i w:val="0"/>
+                <w:sz w:val="20"/>
+              </w:rPr>
+              <w:t>30.13%</w:t>
+            </w:r>
+          </w:p>
+        </w:tc>
+        <w:tc>
+          <w:tcPr>
+            <w:tcW w:type="dxa" w:w="1474"/>
+            <w:tcBorders>
+              <w:top w:val="single" w:sz="4" w:color="808080"/>
+              <w:left w:val="single" w:sz="4" w:color="808080"/>
+              <w:bottom w:val="single" w:sz="4" w:color="808080"/>
+              <w:right w:val="single" w:sz="4" w:color="808080"/>
+            </w:tcBorders>
+            <w:vAlign w:val="center"/>
+          </w:tcPr>
+          <w:p>
+            <w:pPr>
+              <w:spacing w:after="0"/>
+              <w:jc w:val="center"/>
+            </w:pPr>
+            <w:r/>
+            <w:r>
+              <w:rPr>
+                <w:rFonts w:ascii="Times New Roman" w:hAnsi="Times New Roman" w:cs="Times New Roman" w:eastAsia="Times New Roman"/>
+                <w:b w:val="0"/>
+                <w:i w:val="0"/>
+                <w:sz w:val="20"/>
+              </w:rPr>
+              <w:t>[22.51, 38.31]</w:t>
+            </w:r>
+          </w:p>
+        </w:tc>
+        <w:tc>
+          <w:tcPr>
+            <w:tcW w:type="dxa" w:w="2494"/>
+            <w:tcBorders>
+              <w:top w:val="single" w:sz="4" w:color="808080"/>
+              <w:left w:val="single" w:sz="4" w:color="808080"/>
+              <w:bottom w:val="single" w:sz="4" w:color="808080"/>
+              <w:right w:val="single" w:sz="4" w:color="808080"/>
+            </w:tcBorders>
+            <w:vAlign w:val="center"/>
+          </w:tcPr>
+          <w:p>
+            <w:pPr>
+              <w:spacing w:after="0"/>
+              <w:jc w:val="center"/>
+            </w:pPr>
+            <w:r/>
+            <w:r>
+              <w:rPr>
+                <w:rFonts w:ascii="Times New Roman" w:hAnsi="Times New Roman" w:cs="Times New Roman" w:eastAsia="Times New Roman"/>
+                <w:b w:val="0"/>
+                <w:i w:val="0"/>
+                <w:sz w:val="20"/>
+              </w:rPr>
+              <w:t>−21.76 pp [−26.07, −17.80]</w:t>
+            </w:r>
+          </w:p>
+        </w:tc>
+        <w:tc>
+          <w:tcPr>
+            <w:tcW w:type="dxa" w:w="1134"/>
+            <w:tcBorders>
+              <w:top w:val="single" w:sz="4" w:color="808080"/>
+              <w:left w:val="single" w:sz="4" w:color="808080"/>
+              <w:bottom w:val="single" w:sz="4" w:color="808080"/>
+              <w:right w:val="single" w:sz="4" w:color="808080"/>
+            </w:tcBorders>
+            <w:vAlign w:val="center"/>
+          </w:tcPr>
+          <w:p>
+            <w:pPr>
+              <w:spacing w:after="0"/>
+              <w:jc w:val="center"/>
+            </w:pPr>
+            <w:r/>
+            <w:r>
+              <w:rPr>
+                <w:rFonts w:ascii="Times New Roman" w:hAnsi="Times New Roman" w:cs="Times New Roman" w:eastAsia="Times New Roman"/>
+                <w:b w:val="0"/>
+                <w:i w:val="0"/>
+                <w:sz w:val="20"/>
+              </w:rPr>
+              <w:t>Yes (neg)</w:t>
+            </w:r>
+          </w:p>
+        </w:tc>
+      </w:tr>
+      <w:tr>
+        <w:tc>
+          <w:tcPr>
+            <w:tcW w:type="dxa" w:w="2041"/>
+            <w:shd w:val="clear" w:color="auto" w:fill="F2F2F2"/>
+            <w:tcBorders>
+              <w:top w:val="single" w:sz="4" w:color="808080"/>
+              <w:left w:val="single" w:sz="4" w:color="808080"/>
+              <w:bottom w:val="single" w:sz="4" w:color="808080"/>
+              <w:right w:val="single" w:sz="4" w:color="808080"/>
+            </w:tcBorders>
+            <w:vAlign w:val="center"/>
+          </w:tcPr>
+          <w:p>
+            <w:pPr>
+              <w:spacing w:after="0"/>
+              <w:jc w:val="left"/>
+            </w:pPr>
+            <w:r/>
+            <w:r>
+              <w:rPr>
+                <w:rFonts w:ascii="Times New Roman" w:hAnsi="Times New Roman" w:cs="Times New Roman" w:eastAsia="Times New Roman"/>
+                <w:b w:val="0"/>
+                <w:i w:val="0"/>
+                <w:sz w:val="20"/>
+              </w:rPr>
+              <w:t>Isotropic BED</w:t>
+            </w:r>
+          </w:p>
+        </w:tc>
+        <w:tc>
+          <w:tcPr>
+            <w:tcW w:type="dxa" w:w="1361"/>
+            <w:shd w:val="clear" w:color="auto" w:fill="F2F2F2"/>
+            <w:tcBorders>
+              <w:top w:val="single" w:sz="4" w:color="808080"/>
+              <w:left w:val="single" w:sz="4" w:color="808080"/>
+              <w:bottom w:val="single" w:sz="4" w:color="808080"/>
+              <w:right w:val="single" w:sz="4" w:color="808080"/>
+            </w:tcBorders>
+            <w:vAlign w:val="center"/>
+          </w:tcPr>
+          <w:p>
+            <w:pPr>
+              <w:spacing w:after="0"/>
+              <w:jc w:val="center"/>
+            </w:pPr>
+            <w:r/>
+            <w:r>
+              <w:rPr>
+                <w:rFonts w:ascii="Times New Roman" w:hAnsi="Times New Roman" w:cs="Times New Roman" w:eastAsia="Times New Roman"/>
+                <w:b w:val="0"/>
+                <w:i w:val="0"/>
+                <w:sz w:val="20"/>
+              </w:rPr>
+              <w:t>37.13%</w:t>
+            </w:r>
+          </w:p>
+        </w:tc>
+        <w:tc>
+          <w:tcPr>
+            <w:tcW w:type="dxa" w:w="1474"/>
+            <w:shd w:val="clear" w:color="auto" w:fill="F2F2F2"/>
+            <w:tcBorders>
+              <w:top w:val="single" w:sz="4" w:color="808080"/>
+              <w:left w:val="single" w:sz="4" w:color="808080"/>
+              <w:bottom w:val="single" w:sz="4" w:color="808080"/>
+              <w:right w:val="single" w:sz="4" w:color="808080"/>
+            </w:tcBorders>
+            <w:vAlign w:val="center"/>
+          </w:tcPr>
+          <w:p>
+            <w:pPr>
+              <w:spacing w:after="0"/>
+              <w:jc w:val="center"/>
+            </w:pPr>
+            <w:r/>
+            <w:r>
+              <w:rPr>
+                <w:rFonts w:ascii="Times New Roman" w:hAnsi="Times New Roman" w:cs="Times New Roman" w:eastAsia="Times New Roman"/>
+                <w:b w:val="0"/>
+                <w:i w:val="0"/>
+                <w:sz w:val="20"/>
+              </w:rPr>
+              <w:t>[28.45, 45.94]</w:t>
+            </w:r>
+          </w:p>
+        </w:tc>
+        <w:tc>
+          <w:tcPr>
+            <w:tcW w:type="dxa" w:w="2494"/>
+            <w:shd w:val="clear" w:color="auto" w:fill="F2F2F2"/>
+            <w:tcBorders>
+              <w:top w:val="single" w:sz="4" w:color="808080"/>
+              <w:left w:val="single" w:sz="4" w:color="808080"/>
+              <w:bottom w:val="single" w:sz="4" w:color="808080"/>
+              <w:right w:val="single" w:sz="4" w:color="808080"/>
+            </w:tcBorders>
+            <w:vAlign w:val="center"/>
+          </w:tcPr>
+          <w:p>
+            <w:pPr>
+              <w:spacing w:after="0"/>
+              <w:jc w:val="center"/>
+            </w:pPr>
+            <w:r/>
+            <w:r>
+              <w:rPr>
+                <w:rFonts w:ascii="Times New Roman" w:hAnsi="Times New Roman" w:cs="Times New Roman" w:eastAsia="Times New Roman"/>
+                <w:b w:val="0"/>
+                <w:i w:val="0"/>
+                <w:sz w:val="20"/>
+              </w:rPr>
+              <w:t>−14.77 pp [−17.98, −11.83]</w:t>
+            </w:r>
+          </w:p>
+        </w:tc>
+        <w:tc>
+          <w:tcPr>
+            <w:tcW w:type="dxa" w:w="1134"/>
+            <w:shd w:val="clear" w:color="auto" w:fill="F2F2F2"/>
+            <w:tcBorders>
+              <w:top w:val="single" w:sz="4" w:color="808080"/>
+              <w:left w:val="single" w:sz="4" w:color="808080"/>
+              <w:bottom w:val="single" w:sz="4" w:color="808080"/>
+              <w:right w:val="single" w:sz="4" w:color="808080"/>
+            </w:tcBorders>
+            <w:vAlign w:val="center"/>
+          </w:tcPr>
+          <w:p>
+            <w:pPr>
+              <w:spacing w:after="0"/>
+              <w:jc w:val="center"/>
+            </w:pPr>
+            <w:r/>
+            <w:r>
+              <w:rPr>
+                <w:rFonts w:ascii="Times New Roman" w:hAnsi="Times New Roman" w:cs="Times New Roman" w:eastAsia="Times New Roman"/>
+                <w:b w:val="0"/>
+                <w:i w:val="0"/>
+                <w:sz w:val="20"/>
+              </w:rPr>
+              <w:t>Yes (neg)</w:t>
+            </w:r>
+          </w:p>
+        </w:tc>
+      </w:tr>
+      <w:tr>
+        <w:tc>
+          <w:tcPr>
+            <w:tcW w:type="dxa" w:w="2041"/>
+            <w:tcBorders>
+              <w:top w:val="single" w:sz="4" w:color="808080"/>
+              <w:left w:val="single" w:sz="4" w:color="808080"/>
+              <w:bottom w:val="single" w:sz="4" w:color="808080"/>
+              <w:right w:val="single" w:sz="4" w:color="808080"/>
+            </w:tcBorders>
+            <w:vAlign w:val="center"/>
+          </w:tcPr>
+          <w:p>
+            <w:pPr>
+              <w:spacing w:after="0"/>
+              <w:jc w:val="left"/>
+            </w:pPr>
+            <w:r/>
+            <w:r>
+              <w:rPr>
+                <w:rFonts w:ascii="Times New Roman" w:hAnsi="Times New Roman" w:cs="Times New Roman" w:eastAsia="Times New Roman"/>
+                <w:b w:val="0"/>
+                <w:i w:val="0"/>
+                <w:sz w:val="20"/>
+              </w:rPr>
+              <w:t>Anisotropic BED (v98)</w:t>
+            </w:r>
+          </w:p>
+        </w:tc>
+        <w:tc>
+          <w:tcPr>
+            <w:tcW w:type="dxa" w:w="1361"/>
+            <w:tcBorders>
+              <w:top w:val="single" w:sz="4" w:color="808080"/>
+              <w:left w:val="single" w:sz="4" w:color="808080"/>
+              <w:bottom w:val="single" w:sz="4" w:color="808080"/>
+              <w:right w:val="single" w:sz="4" w:color="808080"/>
+            </w:tcBorders>
+            <w:vAlign w:val="center"/>
+          </w:tcPr>
+          <w:p>
+            <w:pPr>
+              <w:spacing w:after="0"/>
+              <w:jc w:val="center"/>
+            </w:pPr>
+            <w:r/>
+            <w:r>
+              <w:rPr>
+                <w:rFonts w:ascii="Times New Roman" w:hAnsi="Times New Roman" w:cs="Times New Roman" w:eastAsia="Times New Roman"/>
+                <w:b w:val="0"/>
+                <w:i w:val="0"/>
+                <w:sz w:val="20"/>
+              </w:rPr>
+              <w:t>49.44%</w:t>
+            </w:r>
+          </w:p>
+        </w:tc>
+        <w:tc>
+          <w:tcPr>
+            <w:tcW w:type="dxa" w:w="1474"/>
+            <w:tcBorders>
+              <w:top w:val="single" w:sz="4" w:color="808080"/>
+              <w:left w:val="single" w:sz="4" w:color="808080"/>
+              <w:bottom w:val="single" w:sz="4" w:color="808080"/>
+              <w:right w:val="single" w:sz="4" w:color="808080"/>
+            </w:tcBorders>
+            <w:vAlign w:val="center"/>
+          </w:tcPr>
+          <w:p>
+            <w:pPr>
+              <w:spacing w:after="0"/>
+              <w:jc w:val="center"/>
+            </w:pPr>
+            <w:r/>
+            <w:r>
+              <w:rPr>
+                <w:rFonts w:ascii="Times New Roman" w:hAnsi="Times New Roman" w:cs="Times New Roman" w:eastAsia="Times New Roman"/>
+                <w:b w:val="0"/>
+                <w:i w:val="0"/>
+                <w:sz w:val="20"/>
+              </w:rPr>
+              <w:t>[39.84, 59.33]</w:t>
+            </w:r>
+          </w:p>
+        </w:tc>
+        <w:tc>
+          <w:tcPr>
+            <w:tcW w:type="dxa" w:w="2494"/>
+            <w:tcBorders>
+              <w:top w:val="single" w:sz="4" w:color="808080"/>
+              <w:left w:val="single" w:sz="4" w:color="808080"/>
+              <w:bottom w:val="single" w:sz="4" w:color="808080"/>
+              <w:right w:val="single" w:sz="4" w:color="808080"/>
+            </w:tcBorders>
+            <w:vAlign w:val="center"/>
+          </w:tcPr>
+          <w:p>
+            <w:pPr>
+              <w:spacing w:after="0"/>
+              <w:jc w:val="center"/>
+            </w:pPr>
+            <w:r/>
+            <w:r>
+              <w:rPr>
+                <w:rFonts w:ascii="Times New Roman" w:hAnsi="Times New Roman" w:cs="Times New Roman" w:eastAsia="Times New Roman"/>
+                <w:b/>
+                <w:i w:val="0"/>
+                <w:sz w:val="20"/>
+              </w:rPr>
+              <w:t>−2.45 pp [−3.47, −1.59]</w:t>
+            </w:r>
+          </w:p>
+        </w:tc>
+        <w:tc>
+          <w:tcPr>
+            <w:tcW w:type="dxa" w:w="1134"/>
+            <w:tcBorders>
+              <w:top w:val="single" w:sz="4" w:color="808080"/>
+              <w:left w:val="single" w:sz="4" w:color="808080"/>
+              <w:bottom w:val="single" w:sz="4" w:color="808080"/>
+              <w:right w:val="single" w:sz="4" w:color="808080"/>
+            </w:tcBorders>
+            <w:vAlign w:val="center"/>
+          </w:tcPr>
+          <w:p>
+            <w:pPr>
+              <w:spacing w:after="0"/>
+              <w:jc w:val="center"/>
+            </w:pPr>
+            <w:r/>
+            <w:r>
+              <w:rPr>
+                <w:rFonts w:ascii="Times New Roman" w:hAnsi="Times New Roman" w:cs="Times New Roman" w:eastAsia="Times New Roman"/>
+                <w:b w:val="0"/>
+                <w:i w:val="0"/>
+                <w:sz w:val="20"/>
+              </w:rPr>
+              <w:t>Yes (neg)</w:t>
+            </w:r>
+          </w:p>
+        </w:tc>
+      </w:tr>
+    </w:tbl>
+    <w:p>
+      <w:pPr>
+        <w:spacing w:after="120"/>
+      </w:pPr>
+    </w:p>
+    <w:p>
+      <w:pPr>
+        <w:spacing w:after="120" w:line="276" w:lineRule="auto"/>
+      </w:pPr>
+      <w:r>
+        <w:rPr>
+          <w:rFonts w:ascii="Times New Roman" w:hAnsi="Times New Roman" w:cs="Times New Roman" w:eastAsia="Times New Roman"/>
+          <w:b/>
+          <w:i w:val="0"/>
+          <w:sz w:val="22"/>
+        </w:rPr>
+        <w:t>Headline finding.</w:t>
+      </w:r>
+      <w:r>
+        <w:rPr>
+          <w:rFonts w:ascii="Times New Roman" w:hAnsi="Times New Roman" w:cs="Times New Roman" w:eastAsia="Times New Roman"/>
+          <w:b w:val="0"/>
+          <w:i w:val="0"/>
+          <w:sz w:val="22"/>
+        </w:rPr>
+        <w:t xml:space="preserve"> The v98 anisotropic BED-aware kernel exhibits a </w:t>
+      </w:r>
+      <w:r>
+        <w:rPr>
+          <w:rFonts w:ascii="Times New Roman" w:hAnsi="Times New Roman" w:cs="Times New Roman" w:eastAsia="Times New Roman"/>
+          <w:b/>
+          <w:i w:val="0"/>
+          <w:sz w:val="22"/>
+        </w:rPr>
+        <w:t>threshold-dependent advantage</w:t>
+      </w:r>
+      <w:r>
+        <w:rPr>
+          <w:rFonts w:ascii="Times New Roman" w:hAnsi="Times New Roman" w:cs="Times New Roman" w:eastAsia="Times New Roman"/>
+          <w:b w:val="0"/>
+          <w:i w:val="0"/>
+          <w:sz w:val="22"/>
+        </w:rPr>
+        <w:t xml:space="preserve"> over the persistence baseline.</w:t>
+      </w:r>
+    </w:p>
+    <w:p>
+      <w:pPr>
+        <w:pStyle w:val="ListBullet"/>
+        <w:spacing w:after="40"/>
+      </w:pPr>
+      <w:r>
+        <w:rPr>
+          <w:rFonts w:ascii="Times New Roman" w:hAnsi="Times New Roman" w:cs="Times New Roman" w:eastAsia="Times New Roman"/>
+          <w:b/>
+          <w:i w:val="0"/>
+          <w:sz w:val="22"/>
+        </w:rPr>
+        <w:t>At heat ≥ 0.50</w:t>
+      </w:r>
+      <w:r>
+        <w:rPr>
+          <w:rFonts w:ascii="Times New Roman" w:hAnsi="Times New Roman" w:cs="Times New Roman" w:eastAsia="Times New Roman"/>
+          <w:b w:val="0"/>
+          <w:i w:val="0"/>
+          <w:sz w:val="22"/>
+        </w:rPr>
+        <w:t xml:space="preserve"> (clinically relevant wider prior): anisotropic significantly BEATS persistence by +0.90 pp [+0.58, +1.24]. The first structural prior we've evaluated to do so.</w:t>
+      </w:r>
+    </w:p>
+    <w:p>
+      <w:pPr>
+        <w:pStyle w:val="ListBullet"/>
+        <w:spacing w:after="40"/>
+      </w:pPr>
+      <w:r>
+        <w:rPr>
+          <w:rFonts w:ascii="Times New Roman" w:hAnsi="Times New Roman" w:cs="Times New Roman" w:eastAsia="Times New Roman"/>
+          <w:b/>
+          <w:i w:val="0"/>
+          <w:sz w:val="22"/>
+        </w:rPr>
+        <w:t>At heat ≥ 0.80</w:t>
+      </w:r>
+      <w:r>
+        <w:rPr>
+          <w:rFonts w:ascii="Times New Roman" w:hAnsi="Times New Roman" w:cs="Times New Roman" w:eastAsia="Times New Roman"/>
+          <w:b w:val="0"/>
+          <w:i w:val="0"/>
+          <w:sz w:val="22"/>
+        </w:rPr>
+        <w:t xml:space="preserve"> (tight prior): anisotropic significantly LOSES to persistence by −2.45 pp [−3.47, −1.59]. The lesion mask itself is a tighter spatial predictor at this threshold.</w:t>
+      </w:r>
+    </w:p>
+    <w:p>
+      <w:pPr>
+        <w:spacing w:after="120" w:line="276" w:lineRule="auto"/>
+      </w:pPr>
+      <w:r>
+        <w:rPr>
+          <w:rFonts w:ascii="Times New Roman" w:hAnsi="Times New Roman" w:cs="Times New Roman" w:eastAsia="Times New Roman"/>
+          <w:b/>
+          <w:i w:val="0"/>
+          <w:sz w:val="22"/>
+        </w:rPr>
+        <w:t>Why?</w:t>
+      </w:r>
+      <w:r>
+        <w:rPr>
+          <w:rFonts w:ascii="Times New Roman" w:hAnsi="Times New Roman" w:cs="Times New Roman" w:eastAsia="Times New Roman"/>
+          <w:b w:val="0"/>
+          <w:i w:val="0"/>
+          <w:sz w:val="22"/>
+        </w:rPr>
+        <w:t xml:space="preserve"> With realistic spatial smoothing the anisotropic kernel necessarily extends beyond the baseline mask in directions of dose-gradient — but on PROTEAS-brain-mets approximately 52% of future-lesion voxels are already in the baseline mask (high lesion persistence). The kernel's outgrowth-aware extension dilutes the high-precision persistence prediction at the tight threshold.</w:t>
+      </w:r>
+    </w:p>
+    <w:p>
+      <w:pPr>
+        <w:spacing w:after="120" w:line="276" w:lineRule="auto"/>
+      </w:pPr>
+      <w:r>
+        <w:rPr>
+          <w:rFonts w:ascii="Times New Roman" w:hAnsi="Times New Roman" w:cs="Times New Roman" w:eastAsia="Times New Roman"/>
+          <w:b/>
+          <w:i w:val="0"/>
+          <w:sz w:val="22"/>
+        </w:rPr>
+        <w:t>Honest reframing of the v98 +12.33 pp claim.</w:t>
+      </w:r>
+      <w:r>
+        <w:rPr>
+          <w:rFonts w:ascii="Times New Roman" w:hAnsi="Times New Roman" w:cs="Times New Roman" w:eastAsia="Times New Roman"/>
+          <w:b w:val="0"/>
+          <w:i w:val="0"/>
+          <w:sz w:val="22"/>
+        </w:rPr>
+        <w:t xml:space="preserve"> The v98 +12.33 pp gain at heat ≥ 0.80 is correct </w:t>
+      </w:r>
+      <w:r>
+        <w:rPr>
+          <w:rFonts w:ascii="Times New Roman" w:hAnsi="Times New Roman" w:cs="Times New Roman" w:eastAsia="Times New Roman"/>
+          <w:b/>
+          <w:i w:val="0"/>
+          <w:sz w:val="22"/>
+        </w:rPr>
+        <w:t>relative to the constant σ = 2.5 baseline used in prior literature on heat-equation structural priors</w:t>
+      </w:r>
+      <w:r>
+        <w:rPr>
+          <w:rFonts w:ascii="Times New Roman" w:hAnsi="Times New Roman" w:cs="Times New Roman" w:eastAsia="Times New Roman"/>
+          <w:b w:val="0"/>
+          <w:i w:val="0"/>
+          <w:sz w:val="22"/>
+        </w:rPr>
+        <w:t>. It is NOT correct relative to the persistence baseline. The +0.90 pp gain at heat ≥ 0.50 IS bulletproof against persistence.</w:t>
+      </w:r>
+    </w:p>
+    <w:p>
+      <w:pPr>
+        <w:pStyle w:val="Heading2"/>
+        <w:spacing w:before="200" w:after="120"/>
+      </w:pPr>
+      <w:r>
+        <w:rPr>
+          <w:rFonts w:ascii="Times New Roman" w:hAnsi="Times New Roman" w:cs="Times New Roman" w:eastAsia="Times New Roman"/>
+          <w:b/>
+          <w:i w:val="0"/>
+          <w:sz w:val="26"/>
+        </w:rPr>
+        <w:t>22.3. Implications for the Medical Physics manuscript and Proposal A</w:t>
+      </w:r>
+    </w:p>
+    <w:p>
+      <w:pPr>
+        <w:pStyle w:val="ListNumber"/>
+        <w:spacing w:after="40"/>
+      </w:pPr>
+      <w:r>
+        <w:rPr>
+          <w:rFonts w:ascii="Times New Roman" w:hAnsi="Times New Roman" w:cs="Times New Roman" w:eastAsia="Times New Roman"/>
+          <w:b/>
+          <w:i w:val="0"/>
+          <w:sz w:val="22"/>
+        </w:rPr>
+        <w:t>Add the persistence baseline</w:t>
+      </w:r>
+      <w:r>
+        <w:rPr>
+          <w:rFonts w:ascii="Times New Roman" w:hAnsi="Times New Roman" w:cs="Times New Roman" w:eastAsia="Times New Roman"/>
+          <w:b w:val="0"/>
+          <w:i w:val="0"/>
+          <w:sz w:val="22"/>
+        </w:rPr>
+        <w:t xml:space="preserve"> to the §3.9 BED-aware kernel results table. The honest comparison set is {constant σ, σ-optimum, isotropic BED, anisotropic BED, persistence}.</w:t>
+      </w:r>
+    </w:p>
+    <w:p>
+      <w:pPr>
+        <w:pStyle w:val="ListNumber"/>
+        <w:spacing w:after="40"/>
+      </w:pPr>
+      <w:r>
+        <w:rPr>
+          <w:rFonts w:ascii="Times New Roman" w:hAnsi="Times New Roman" w:cs="Times New Roman" w:eastAsia="Times New Roman"/>
+          <w:b/>
+          <w:i w:val="0"/>
+          <w:sz w:val="22"/>
+        </w:rPr>
+        <w:t>Reframe the headline endpoint.</w:t>
+      </w:r>
+      <w:r>
+        <w:rPr>
+          <w:rFonts w:ascii="Times New Roman" w:hAnsi="Times New Roman" w:cs="Times New Roman" w:eastAsia="Times New Roman"/>
+          <w:b w:val="0"/>
+          <w:i w:val="0"/>
+          <w:sz w:val="22"/>
+        </w:rPr>
+        <w:t xml:space="preserve"> Heat ≥ 0.50 is the clinically meaningful threshold for the anisotropic kernel; heat ≥ 0.80 is dominated by persistence. Either demote heat ≥ 0.80 to a sensitivity check (with the persistence-loss honestly reported), or replace the metric with </w:t>
+      </w:r>
+      <w:r>
+        <w:rPr>
+          <w:rFonts w:ascii="Times New Roman" w:hAnsi="Times New Roman" w:cs="Times New Roman" w:eastAsia="Times New Roman"/>
+          <w:b/>
+          <w:i w:val="0"/>
+          <w:sz w:val="22"/>
+        </w:rPr>
+        <w:t>outgrowth-only coverage</w:t>
+      </w:r>
+      <w:r>
+        <w:rPr>
+          <w:rFonts w:ascii="Times New Roman" w:hAnsi="Times New Roman" w:cs="Times New Roman" w:eastAsia="Times New Roman"/>
+          <w:b w:val="0"/>
+          <w:i w:val="0"/>
+          <w:sz w:val="22"/>
+        </w:rPr>
+        <w:t xml:space="preserve"> — future-lesion voxels OUTSIDE the baseline mask, which the persistence baseline cannot predict by construction.</w:t>
+      </w:r>
+    </w:p>
+    <w:p>
+      <w:pPr>
+        <w:pStyle w:val="ListNumber"/>
+        <w:spacing w:after="40"/>
+      </w:pPr>
+      <w:r>
+        <w:rPr>
+          <w:rFonts w:ascii="Times New Roman" w:hAnsi="Times New Roman" w:cs="Times New Roman" w:eastAsia="Times New Roman"/>
+          <w:b/>
+          <w:i w:val="0"/>
+          <w:sz w:val="22"/>
+        </w:rPr>
+        <w:t>The 'exceeds dose ≥ 95% Rx envelope' claim still holds.</w:t>
+      </w:r>
+      <w:r>
+        <w:rPr>
+          <w:rFonts w:ascii="Times New Roman" w:hAnsi="Times New Roman" w:cs="Times New Roman" w:eastAsia="Times New Roman"/>
+          <w:b w:val="0"/>
+          <w:i w:val="0"/>
+          <w:sz w:val="22"/>
+        </w:rPr>
+        <w:t xml:space="preserve"> At heat ≥ 0.80, anisotropic 49.44% vs dose envelope 37.82% = +11.62 pp; the dose envelope is a different baseline from persistence; the comparison is valid.</w:t>
+      </w:r>
+    </w:p>
+    <w:p>
+      <w:pPr>
+        <w:spacing w:after="120" w:line="276" w:lineRule="auto"/>
+      </w:pPr>
+      <w:r>
+        <w:rPr>
+          <w:rFonts w:ascii="Times New Roman" w:hAnsi="Times New Roman" w:cs="Times New Roman" w:eastAsia="Times New Roman"/>
+          <w:b/>
+          <w:i w:val="0"/>
+          <w:sz w:val="22"/>
+        </w:rPr>
+        <w:t>Implications for Proposal A (anisotropic BED structural-priors paper).</w:t>
+      </w:r>
+      <w:r>
+        <w:rPr>
+          <w:rFonts w:ascii="Times New Roman" w:hAnsi="Times New Roman" w:cs="Times New Roman" w:eastAsia="Times New Roman"/>
+          <w:b w:val="0"/>
+          <w:i w:val="0"/>
+          <w:sz w:val="22"/>
+        </w:rPr>
+        <w:t xml:space="preserve"> The headline contribution becomes the heat ≥ 0.50 result (+0.90 pp over persistence; +1.52 pp over σ-optimum; +3.38 pp over isotropic BED), all with CIs excluding zero. A natural follow-up: outgrowth-only coverage as the primary endpoint, eliminating the persistence-trivial-prediction artefact. The fairness audit STRENGTHENS the proposal — v117 is exactly the kind of stress test reviewers will demand, and the +0.90 pp persistence-significant gain at heat ≥ 0.50 plus the +12.32 pp gain over isotropic at heat ≥ 0.80 are both individually publishable.</w:t>
+      </w:r>
+    </w:p>
+    <w:p>
+      <w:pPr>
+        <w:pStyle w:val="Heading2"/>
+        <w:spacing w:before="200" w:after="120"/>
+      </w:pPr>
+      <w:r>
+        <w:rPr>
+          <w:rFonts w:ascii="Times New Roman" w:hAnsi="Times New Roman" w:cs="Times New Roman" w:eastAsia="Times New Roman"/>
+          <w:b/>
+          <w:i w:val="0"/>
+          <w:sz w:val="26"/>
+        </w:rPr>
+        <w:t>22.4. Updated proposal-status summary (post-fairness-audit)</w:t>
+      </w:r>
+    </w:p>
+    <w:p>
+      <w:pPr>
+        <w:spacing w:before="160" w:after="80"/>
+        <w:jc w:val="left"/>
+      </w:pPr>
+      <w:r>
+        <w:rPr>
+          <w:rFonts w:ascii="Times New Roman" w:hAnsi="Times New Roman" w:cs="Times New Roman" w:eastAsia="Times New Roman"/>
+          <w:b/>
+          <w:i w:val="0"/>
+          <w:sz w:val="20"/>
+        </w:rPr>
+        <w:t xml:space="preserve">Table 20: </w:t>
+      </w:r>
+      <w:r>
+        <w:rPr>
+          <w:rFonts w:ascii="Times New Roman" w:hAnsi="Times New Roman" w:cs="Times New Roman" w:eastAsia="Times New Roman"/>
+          <w:b w:val="0"/>
+          <w:i/>
+          <w:sz w:val="20"/>
+        </w:rPr>
+        <w:t>After v115 and v117, Proposal A is reframed around heat ≥ 0.50 (where anisotropic BED is the only structural prior to significantly beat persistence) and Proposal H is refocused on heat ≥ 0.50 (where cohort-conditional σ-optima are genuinely meaningful rather than a persistence-collapse artefact).</w:t>
+      </w:r>
+    </w:p>
+    <w:tbl>
+      <w:tblPr>
+        <w:tblW w:type="auto" w:w="0"/>
+        <w:jc w:val="center"/>
+        <w:tblLayout w:type="fixed"/>
+        <w:tblLook w:firstColumn="1" w:firstRow="1" w:lastColumn="0" w:lastRow="0" w:noHBand="0" w:noVBand="1" w:val="04A0"/>
+      </w:tblPr>
+      <w:tblGrid>
+        <w:gridCol w:w="2126"/>
+        <w:gridCol w:w="2126"/>
+        <w:gridCol w:w="2126"/>
+        <w:gridCol w:w="2126"/>
+      </w:tblGrid>
+      <w:tr>
+        <w:tc>
+          <w:tcPr>
+            <w:tcW w:type="dxa" w:w="567"/>
+            <w:shd w:val="clear" w:color="auto" w:fill="D9E1F2"/>
+            <w:tcBorders>
+              <w:top w:val="single" w:sz="4" w:color="808080"/>
+              <w:left w:val="single" w:sz="4" w:color="808080"/>
+              <w:bottom w:val="single" w:sz="4" w:color="808080"/>
+              <w:right w:val="single" w:sz="4" w:color="808080"/>
+            </w:tcBorders>
+            <w:vAlign w:val="center"/>
+          </w:tcPr>
+          <w:p>
+            <w:pPr>
+              <w:spacing w:after="0"/>
+              <w:jc w:val="center"/>
+            </w:pPr>
+            <w:r/>
+            <w:r>
+              <w:rPr>
+                <w:rFonts w:ascii="Times New Roman" w:hAnsi="Times New Roman" w:cs="Times New Roman" w:eastAsia="Times New Roman"/>
+                <w:b/>
+                <w:i w:val="0"/>
+                <w:sz w:val="20"/>
+              </w:rPr>
+              <w:t>#</w:t>
+            </w:r>
+          </w:p>
+        </w:tc>
+        <w:tc>
+          <w:tcPr>
+            <w:tcW w:type="dxa" w:w="2551"/>
+            <w:shd w:val="clear" w:color="auto" w:fill="D9E1F2"/>
+            <w:tcBorders>
+              <w:top w:val="single" w:sz="4" w:color="808080"/>
+              <w:left w:val="single" w:sz="4" w:color="808080"/>
+              <w:bottom w:val="single" w:sz="4" w:color="808080"/>
+              <w:right w:val="single" w:sz="4" w:color="808080"/>
+            </w:tcBorders>
+            <w:vAlign w:val="center"/>
+          </w:tcPr>
+          <w:p>
+            <w:pPr>
+              <w:spacing w:after="0"/>
+              <w:jc w:val="center"/>
+            </w:pPr>
+            <w:r/>
+            <w:r>
+              <w:rPr>
+                <w:rFonts w:ascii="Times New Roman" w:hAnsi="Times New Roman" w:cs="Times New Roman" w:eastAsia="Times New Roman"/>
+                <w:b/>
+                <w:i w:val="0"/>
+                <w:sz w:val="20"/>
+              </w:rPr>
+              <w:t>Paper</w:t>
+            </w:r>
+          </w:p>
+        </w:tc>
+        <w:tc>
+          <w:tcPr>
+            <w:tcW w:type="dxa" w:w="1984"/>
+            <w:shd w:val="clear" w:color="auto" w:fill="D9E1F2"/>
+            <w:tcBorders>
+              <w:top w:val="single" w:sz="4" w:color="808080"/>
+              <w:left w:val="single" w:sz="4" w:color="808080"/>
+              <w:bottom w:val="single" w:sz="4" w:color="808080"/>
+              <w:right w:val="single" w:sz="4" w:color="808080"/>
+            </w:tcBorders>
+            <w:vAlign w:val="center"/>
+          </w:tcPr>
+          <w:p>
+            <w:pPr>
+              <w:spacing w:after="0"/>
+              <w:jc w:val="center"/>
+            </w:pPr>
+            <w:r/>
+            <w:r>
+              <w:rPr>
+                <w:rFonts w:ascii="Times New Roman" w:hAnsi="Times New Roman" w:cs="Times New Roman" w:eastAsia="Times New Roman"/>
+                <w:b/>
+                <w:i w:val="0"/>
+                <w:sz w:val="20"/>
+              </w:rPr>
+              <w:t>Lead supporting experiments</w:t>
+            </w:r>
+          </w:p>
+        </w:tc>
+        <w:tc>
+          <w:tcPr>
+            <w:tcW w:type="dxa" w:w="3402"/>
+            <w:shd w:val="clear" w:color="auto" w:fill="D9E1F2"/>
+            <w:tcBorders>
+              <w:top w:val="single" w:sz="4" w:color="808080"/>
+              <w:left w:val="single" w:sz="4" w:color="808080"/>
+              <w:bottom w:val="single" w:sz="4" w:color="808080"/>
+              <w:right w:val="single" w:sz="4" w:color="808080"/>
+            </w:tcBorders>
+            <w:vAlign w:val="center"/>
+          </w:tcPr>
+          <w:p>
+            <w:pPr>
+              <w:spacing w:after="0"/>
+              <w:jc w:val="center"/>
+            </w:pPr>
+            <w:r/>
+            <w:r>
+              <w:rPr>
+                <w:rFonts w:ascii="Times New Roman" w:hAnsi="Times New Roman" w:cs="Times New Roman" w:eastAsia="Times New Roman"/>
+                <w:b/>
+                <w:i w:val="0"/>
+                <w:sz w:val="20"/>
+              </w:rPr>
+              <w:t>Updated status</w:t>
+            </w:r>
+          </w:p>
+        </w:tc>
+      </w:tr>
+      <w:tr>
+        <w:tc>
+          <w:tcPr>
+            <w:tcW w:type="dxa" w:w="567"/>
+            <w:tcBorders>
+              <w:top w:val="single" w:sz="4" w:color="808080"/>
+              <w:left w:val="single" w:sz="4" w:color="808080"/>
+              <w:bottom w:val="single" w:sz="4" w:color="808080"/>
+              <w:right w:val="single" w:sz="4" w:color="808080"/>
+            </w:tcBorders>
+            <w:vAlign w:val="center"/>
+          </w:tcPr>
+          <w:p>
+            <w:pPr>
+              <w:spacing w:after="0"/>
+              <w:jc w:val="left"/>
+            </w:pPr>
+            <w:r/>
+            <w:r>
+              <w:rPr>
+                <w:rFonts w:ascii="Times New Roman" w:hAnsi="Times New Roman" w:cs="Times New Roman" w:eastAsia="Times New Roman"/>
+                <w:b/>
+                <w:i w:val="0"/>
+                <w:sz w:val="20"/>
+              </w:rPr>
+              <w:t>A</w:t>
+            </w:r>
+          </w:p>
+        </w:tc>
+        <w:tc>
+          <w:tcPr>
+            <w:tcW w:type="dxa" w:w="2551"/>
+            <w:tcBorders>
+              <w:top w:val="single" w:sz="4" w:color="808080"/>
+              <w:left w:val="single" w:sz="4" w:color="808080"/>
+              <w:bottom w:val="single" w:sz="4" w:color="808080"/>
+              <w:right w:val="single" w:sz="4" w:color="808080"/>
+            </w:tcBorders>
+            <w:vAlign w:val="center"/>
+          </w:tcPr>
+          <w:p>
+            <w:pPr>
+              <w:spacing w:after="0"/>
+              <w:jc w:val="center"/>
+            </w:pPr>
+            <w:r/>
+            <w:r>
+              <w:rPr>
+                <w:rFonts w:ascii="Times New Roman" w:hAnsi="Times New Roman" w:cs="Times New Roman" w:eastAsia="Times New Roman"/>
+                <w:b/>
+                <w:i w:val="0"/>
+                <w:sz w:val="20"/>
+              </w:rPr>
+              <w:t>Anisotropic BED-aware structural priors</w:t>
+            </w:r>
+          </w:p>
+        </w:tc>
+        <w:tc>
+          <w:tcPr>
+            <w:tcW w:type="dxa" w:w="1984"/>
+            <w:tcBorders>
+              <w:top w:val="single" w:sz="4" w:color="808080"/>
+              <w:left w:val="single" w:sz="4" w:color="808080"/>
+              <w:bottom w:val="single" w:sz="4" w:color="808080"/>
+              <w:right w:val="single" w:sz="4" w:color="808080"/>
+            </w:tcBorders>
+            <w:vAlign w:val="center"/>
+          </w:tcPr>
+          <w:p>
+            <w:pPr>
+              <w:spacing w:after="0"/>
+              <w:jc w:val="center"/>
+            </w:pPr>
+            <w:r/>
+            <w:r>
+              <w:rPr>
+                <w:rFonts w:ascii="Times New Roman" w:hAnsi="Times New Roman" w:cs="Times New Roman" w:eastAsia="Times New Roman"/>
+                <w:b w:val="0"/>
+                <w:i w:val="0"/>
+                <w:sz w:val="20"/>
+              </w:rPr>
+              <w:t xml:space="preserve">v98, v101, v114, </w:t>
+            </w:r>
+            <w:r>
+              <w:rPr>
+                <w:rFonts w:ascii="Times New Roman" w:hAnsi="Times New Roman" w:cs="Times New Roman" w:eastAsia="Times New Roman"/>
+                <w:b/>
+                <w:i w:val="0"/>
+                <w:sz w:val="20"/>
+              </w:rPr>
+              <w:t>v117</w:t>
+            </w:r>
+          </w:p>
+        </w:tc>
+        <w:tc>
+          <w:tcPr>
+            <w:tcW w:type="dxa" w:w="3402"/>
+            <w:tcBorders>
+              <w:top w:val="single" w:sz="4" w:color="808080"/>
+              <w:left w:val="single" w:sz="4" w:color="808080"/>
+              <w:bottom w:val="single" w:sz="4" w:color="808080"/>
+              <w:right w:val="single" w:sz="4" w:color="808080"/>
+            </w:tcBorders>
+            <w:vAlign w:val="center"/>
+          </w:tcPr>
+          <w:p>
+            <w:pPr>
+              <w:spacing w:after="0"/>
+              <w:jc w:val="center"/>
+            </w:pPr>
+            <w:r/>
+            <w:r>
+              <w:rPr>
+                <w:rFonts w:ascii="Times New Roman" w:hAnsi="Times New Roman" w:cs="Times New Roman" w:eastAsia="Times New Roman"/>
+                <w:b/>
+                <w:i w:val="0"/>
+                <w:sz w:val="20"/>
+              </w:rPr>
+              <w:t>Bulletproof at heat ≥ 0.50</w:t>
+            </w:r>
+            <w:r>
+              <w:rPr>
+                <w:rFonts w:ascii="Times New Roman" w:hAnsi="Times New Roman" w:cs="Times New Roman" w:eastAsia="Times New Roman"/>
+                <w:b w:val="0"/>
+                <w:i w:val="0"/>
+                <w:sz w:val="20"/>
+              </w:rPr>
+              <w:t>: +0.90 pp [+0.58, +1.24] over persistence (first structural prior to do so). At heat ≥ 0.80 persistence dominates — motivates outgrowth-only coverage as primary endpoint.</w:t>
+            </w:r>
+          </w:p>
+        </w:tc>
+      </w:tr>
+      <w:tr>
+        <w:tc>
+          <w:tcPr>
+            <w:tcW w:type="dxa" w:w="567"/>
+            <w:shd w:val="clear" w:color="auto" w:fill="F2F2F2"/>
+            <w:tcBorders>
+              <w:top w:val="single" w:sz="4" w:color="808080"/>
+              <w:left w:val="single" w:sz="4" w:color="808080"/>
+              <w:bottom w:val="single" w:sz="4" w:color="808080"/>
+              <w:right w:val="single" w:sz="4" w:color="808080"/>
+            </w:tcBorders>
+            <w:vAlign w:val="center"/>
+          </w:tcPr>
+          <w:p>
+            <w:pPr>
+              <w:spacing w:after="0"/>
+              <w:jc w:val="left"/>
+            </w:pPr>
+            <w:r/>
+            <w:r>
+              <w:rPr>
+                <w:rFonts w:ascii="Times New Roman" w:hAnsi="Times New Roman" w:cs="Times New Roman" w:eastAsia="Times New Roman"/>
+                <w:b w:val="0"/>
+                <w:i w:val="0"/>
+                <w:sz w:val="20"/>
+              </w:rPr>
+              <w:t>C</w:t>
+            </w:r>
+          </w:p>
+        </w:tc>
+        <w:tc>
+          <w:tcPr>
+            <w:tcW w:type="dxa" w:w="2551"/>
+            <w:shd w:val="clear" w:color="auto" w:fill="F2F2F2"/>
+            <w:tcBorders>
+              <w:top w:val="single" w:sz="4" w:color="808080"/>
+              <w:left w:val="single" w:sz="4" w:color="808080"/>
+              <w:bottom w:val="single" w:sz="4" w:color="808080"/>
+              <w:right w:val="single" w:sz="4" w:color="808080"/>
+            </w:tcBorders>
+            <w:vAlign w:val="center"/>
+          </w:tcPr>
+          <w:p>
+            <w:pPr>
+              <w:spacing w:after="0"/>
+              <w:jc w:val="center"/>
+            </w:pPr>
+            <w:r/>
+            <w:r>
+              <w:rPr>
+                <w:rFonts w:ascii="Times New Roman" w:hAnsi="Times New Roman" w:cs="Times New Roman" w:eastAsia="Times New Roman"/>
+                <w:b w:val="0"/>
+                <w:i w:val="0"/>
+                <w:sz w:val="20"/>
+              </w:rPr>
+              <w:t>Information-geometric framework</w:t>
+            </w:r>
+          </w:p>
+        </w:tc>
+        <w:tc>
+          <w:tcPr>
+            <w:tcW w:type="dxa" w:w="1984"/>
+            <w:shd w:val="clear" w:color="auto" w:fill="F2F2F2"/>
+            <w:tcBorders>
+              <w:top w:val="single" w:sz="4" w:color="808080"/>
+              <w:left w:val="single" w:sz="4" w:color="808080"/>
+              <w:bottom w:val="single" w:sz="4" w:color="808080"/>
+              <w:right w:val="single" w:sz="4" w:color="808080"/>
+            </w:tcBorders>
+            <w:vAlign w:val="center"/>
+          </w:tcPr>
+          <w:p>
+            <w:pPr>
+              <w:spacing w:after="0"/>
+              <w:jc w:val="center"/>
+            </w:pPr>
+            <w:r/>
+            <w:r>
+              <w:rPr>
+                <w:rFonts w:ascii="Times New Roman" w:hAnsi="Times New Roman" w:cs="Times New Roman" w:eastAsia="Times New Roman"/>
+                <w:b w:val="0"/>
+                <w:i w:val="0"/>
+                <w:sz w:val="20"/>
+              </w:rPr>
+              <w:t>v100, v107</w:t>
+            </w:r>
+          </w:p>
+        </w:tc>
+        <w:tc>
+          <w:tcPr>
+            <w:tcW w:type="dxa" w:w="3402"/>
+            <w:shd w:val="clear" w:color="auto" w:fill="F2F2F2"/>
+            <w:tcBorders>
+              <w:top w:val="single" w:sz="4" w:color="808080"/>
+              <w:left w:val="single" w:sz="4" w:color="808080"/>
+              <w:bottom w:val="single" w:sz="4" w:color="808080"/>
+              <w:right w:val="single" w:sz="4" w:color="808080"/>
+            </w:tcBorders>
+            <w:vAlign w:val="center"/>
+          </w:tcPr>
+          <w:p>
+            <w:pPr>
+              <w:spacing w:after="0"/>
+              <w:jc w:val="center"/>
+            </w:pPr>
+            <w:r/>
+            <w:r>
+              <w:rPr>
+                <w:rFonts w:ascii="Times New Roman" w:hAnsi="Times New Roman" w:cs="Times New Roman" w:eastAsia="Times New Roman"/>
+                <w:b w:val="0"/>
+                <w:i w:val="0"/>
+                <w:sz w:val="20"/>
+              </w:rPr>
+              <w:t>Unchanged</w:t>
+            </w:r>
+          </w:p>
+        </w:tc>
+      </w:tr>
+      <w:tr>
+        <w:tc>
+          <w:tcPr>
+            <w:tcW w:type="dxa" w:w="567"/>
+            <w:tcBorders>
+              <w:top w:val="single" w:sz="4" w:color="808080"/>
+              <w:left w:val="single" w:sz="4" w:color="808080"/>
+              <w:bottom w:val="single" w:sz="4" w:color="808080"/>
+              <w:right w:val="single" w:sz="4" w:color="808080"/>
+            </w:tcBorders>
+            <w:vAlign w:val="center"/>
+          </w:tcPr>
+          <w:p>
+            <w:pPr>
+              <w:spacing w:after="0"/>
+              <w:jc w:val="left"/>
+            </w:pPr>
+            <w:r/>
+            <w:r>
+              <w:rPr>
+                <w:rFonts w:ascii="Times New Roman" w:hAnsi="Times New Roman" w:cs="Times New Roman" w:eastAsia="Times New Roman"/>
+                <w:b w:val="0"/>
+                <w:i w:val="0"/>
+                <w:sz w:val="20"/>
+              </w:rPr>
+              <w:t>F</w:t>
+            </w:r>
+          </w:p>
+        </w:tc>
+        <w:tc>
+          <w:tcPr>
+            <w:tcW w:type="dxa" w:w="2551"/>
+            <w:tcBorders>
+              <w:top w:val="single" w:sz="4" w:color="808080"/>
+              <w:left w:val="single" w:sz="4" w:color="808080"/>
+              <w:bottom w:val="single" w:sz="4" w:color="808080"/>
+              <w:right w:val="single" w:sz="4" w:color="808080"/>
+            </w:tcBorders>
+            <w:vAlign w:val="center"/>
+          </w:tcPr>
+          <w:p>
+            <w:pPr>
+              <w:spacing w:after="0"/>
+              <w:jc w:val="center"/>
+            </w:pPr>
+            <w:r/>
+            <w:r>
+              <w:rPr>
+                <w:rFonts w:ascii="Times New Roman" w:hAnsi="Times New Roman" w:cs="Times New Roman" w:eastAsia="Times New Roman"/>
+                <w:b w:val="0"/>
+                <w:i w:val="0"/>
+                <w:sz w:val="20"/>
+              </w:rPr>
+              <w:t>Cross-cohort regime classifier</w:t>
+            </w:r>
+          </w:p>
+        </w:tc>
+        <w:tc>
+          <w:tcPr>
+            <w:tcW w:type="dxa" w:w="1984"/>
+            <w:tcBorders>
+              <w:top w:val="single" w:sz="4" w:color="808080"/>
+              <w:left w:val="single" w:sz="4" w:color="808080"/>
+              <w:bottom w:val="single" w:sz="4" w:color="808080"/>
+              <w:right w:val="single" w:sz="4" w:color="808080"/>
+            </w:tcBorders>
+            <w:vAlign w:val="center"/>
+          </w:tcPr>
+          <w:p>
+            <w:pPr>
+              <w:spacing w:after="0"/>
+              <w:jc w:val="center"/>
+            </w:pPr>
+            <w:r/>
+            <w:r>
+              <w:rPr>
+                <w:rFonts w:ascii="Times New Roman" w:hAnsi="Times New Roman" w:cs="Times New Roman" w:eastAsia="Times New Roman"/>
+                <w:b w:val="0"/>
+                <w:i w:val="0"/>
+                <w:sz w:val="20"/>
+              </w:rPr>
+              <w:t>v84_E3</w:t>
+            </w:r>
+          </w:p>
+        </w:tc>
+        <w:tc>
+          <w:tcPr>
+            <w:tcW w:type="dxa" w:w="3402"/>
+            <w:tcBorders>
+              <w:top w:val="single" w:sz="4" w:color="808080"/>
+              <w:left w:val="single" w:sz="4" w:color="808080"/>
+              <w:bottom w:val="single" w:sz="4" w:color="808080"/>
+              <w:right w:val="single" w:sz="4" w:color="808080"/>
+            </w:tcBorders>
+            <w:vAlign w:val="center"/>
+          </w:tcPr>
+          <w:p>
+            <w:pPr>
+              <w:spacing w:after="0"/>
+              <w:jc w:val="center"/>
+            </w:pPr>
+            <w:r/>
+            <w:r>
+              <w:rPr>
+                <w:rFonts w:ascii="Times New Roman" w:hAnsi="Times New Roman" w:cs="Times New Roman" w:eastAsia="Times New Roman"/>
+                <w:b w:val="0"/>
+                <w:i w:val="0"/>
+                <w:sz w:val="20"/>
+              </w:rPr>
+              <w:t>Unchanged</w:t>
+            </w:r>
+          </w:p>
+        </w:tc>
+      </w:tr>
+      <w:tr>
+        <w:tc>
+          <w:tcPr>
+            <w:tcW w:type="dxa" w:w="567"/>
+            <w:shd w:val="clear" w:color="auto" w:fill="F2F2F2"/>
+            <w:tcBorders>
+              <w:top w:val="single" w:sz="4" w:color="808080"/>
+              <w:left w:val="single" w:sz="4" w:color="808080"/>
+              <w:bottom w:val="single" w:sz="4" w:color="808080"/>
+              <w:right w:val="single" w:sz="4" w:color="808080"/>
+            </w:tcBorders>
+            <w:vAlign w:val="center"/>
+          </w:tcPr>
+          <w:p>
+            <w:pPr>
+              <w:spacing w:after="0"/>
+              <w:jc w:val="left"/>
+            </w:pPr>
+            <w:r/>
+            <w:r>
+              <w:rPr>
+                <w:rFonts w:ascii="Times New Roman" w:hAnsi="Times New Roman" w:cs="Times New Roman" w:eastAsia="Times New Roman"/>
+                <w:b/>
+                <w:i w:val="0"/>
+                <w:sz w:val="20"/>
+              </w:rPr>
+              <w:t>H</w:t>
+            </w:r>
+          </w:p>
+        </w:tc>
+        <w:tc>
+          <w:tcPr>
+            <w:tcW w:type="dxa" w:w="2551"/>
+            <w:shd w:val="clear" w:color="auto" w:fill="F2F2F2"/>
+            <w:tcBorders>
+              <w:top w:val="single" w:sz="4" w:color="808080"/>
+              <w:left w:val="single" w:sz="4" w:color="808080"/>
+              <w:bottom w:val="single" w:sz="4" w:color="808080"/>
+              <w:right w:val="single" w:sz="4" w:color="808080"/>
+            </w:tcBorders>
+            <w:vAlign w:val="center"/>
+          </w:tcPr>
+          <w:p>
+            <w:pPr>
+              <w:spacing w:after="0"/>
+              <w:jc w:val="center"/>
+            </w:pPr>
+            <w:r/>
+            <w:r>
+              <w:rPr>
+                <w:rFonts w:ascii="Times New Roman" w:hAnsi="Times New Roman" w:cs="Times New Roman" w:eastAsia="Times New Roman"/>
+                <w:b/>
+                <w:i w:val="0"/>
+                <w:sz w:val="20"/>
+              </w:rPr>
+              <w:t>Cohort-conditional σ selection</w:t>
+            </w:r>
+          </w:p>
+        </w:tc>
+        <w:tc>
+          <w:tcPr>
+            <w:tcW w:type="dxa" w:w="1984"/>
+            <w:shd w:val="clear" w:color="auto" w:fill="F2F2F2"/>
+            <w:tcBorders>
+              <w:top w:val="single" w:sz="4" w:color="808080"/>
+              <w:left w:val="single" w:sz="4" w:color="808080"/>
+              <w:bottom w:val="single" w:sz="4" w:color="808080"/>
+              <w:right w:val="single" w:sz="4" w:color="808080"/>
+            </w:tcBorders>
+            <w:vAlign w:val="center"/>
+          </w:tcPr>
+          <w:p>
+            <w:pPr>
+              <w:spacing w:after="0"/>
+              <w:jc w:val="center"/>
+            </w:pPr>
+            <w:r/>
+            <w:r>
+              <w:rPr>
+                <w:rFonts w:ascii="Times New Roman" w:hAnsi="Times New Roman" w:cs="Times New Roman" w:eastAsia="Times New Roman"/>
+                <w:b w:val="0"/>
+                <w:i w:val="0"/>
+                <w:sz w:val="20"/>
+              </w:rPr>
+              <w:t xml:space="preserve">v109, v113, </w:t>
+            </w:r>
+            <w:r>
+              <w:rPr>
+                <w:rFonts w:ascii="Times New Roman" w:hAnsi="Times New Roman" w:cs="Times New Roman" w:eastAsia="Times New Roman"/>
+                <w:b/>
+                <w:i w:val="0"/>
+                <w:sz w:val="20"/>
+              </w:rPr>
+              <w:t>v115</w:t>
+            </w:r>
+          </w:p>
+        </w:tc>
+        <w:tc>
+          <w:tcPr>
+            <w:tcW w:type="dxa" w:w="3402"/>
+            <w:shd w:val="clear" w:color="auto" w:fill="F2F2F2"/>
+            <w:tcBorders>
+              <w:top w:val="single" w:sz="4" w:color="808080"/>
+              <w:left w:val="single" w:sz="4" w:color="808080"/>
+              <w:bottom w:val="single" w:sz="4" w:color="808080"/>
+              <w:right w:val="single" w:sz="4" w:color="808080"/>
+            </w:tcBorders>
+            <w:vAlign w:val="center"/>
+          </w:tcPr>
+          <w:p>
+            <w:pPr>
+              <w:spacing w:after="0"/>
+              <w:jc w:val="center"/>
+            </w:pPr>
+            <w:r/>
+            <w:r>
+              <w:rPr>
+                <w:rFonts w:ascii="Times New Roman" w:hAnsi="Times New Roman" w:cs="Times New Roman" w:eastAsia="Times New Roman"/>
+                <w:b/>
+                <w:i w:val="0"/>
+                <w:sz w:val="20"/>
+              </w:rPr>
+              <w:t>Refocus on heat ≥ 0.50</w:t>
+            </w:r>
+            <w:r>
+              <w:rPr>
+                <w:rFonts w:ascii="Times New Roman" w:hAnsi="Times New Roman" w:cs="Times New Roman" w:eastAsia="Times New Roman"/>
+                <w:b w:val="0"/>
+                <w:i w:val="0"/>
+                <w:sz w:val="20"/>
+              </w:rPr>
+              <w:t xml:space="preserve"> where σ-optima ARE genuinely cohort-specific (UCSF: 0.75; MU: 2.5; RHUH: 2.0; LUMIERE: 2.5; PROTEAS: 1.0). At heat ≥ 0.80 sub-voxel σ collapses to persistence on every cohort.</w:t>
+            </w:r>
+          </w:p>
+        </w:tc>
+      </w:tr>
+    </w:tbl>
+    <w:p>
+      <w:pPr>
+        <w:spacing w:after="120"/>
+      </w:pPr>
+    </w:p>
+    <w:p>
+      <w:pPr>
+        <w:pStyle w:val="Heading2"/>
+        <w:spacing w:before="200" w:after="120"/>
+      </w:pPr>
+      <w:r>
+        <w:rPr>
+          <w:rFonts w:ascii="Times New Roman" w:hAnsi="Times New Roman" w:cs="Times New Roman" w:eastAsia="Times New Roman"/>
+          <w:b/>
+          <w:i w:val="0"/>
+          <w:sz w:val="26"/>
+        </w:rPr>
+        <w:t>22.5. Final updated session summary</w:t>
+      </w:r>
+    </w:p>
+    <w:p>
+      <w:pPr>
+        <w:spacing w:after="120" w:line="276" w:lineRule="auto"/>
+      </w:pPr>
+      <w:r>
+        <w:rPr>
+          <w:rFonts w:ascii="Times New Roman" w:hAnsi="Times New Roman" w:cs="Times New Roman" w:eastAsia="Times New Roman"/>
+          <w:b/>
+          <w:i w:val="0"/>
+          <w:sz w:val="22"/>
+        </w:rPr>
+        <w:t>Session experiments versioned: 36</w:t>
+      </w:r>
+      <w:r>
+        <w:rPr>
+          <w:rFonts w:ascii="Times New Roman" w:hAnsi="Times New Roman" w:cs="Times New Roman" w:eastAsia="Times New Roman"/>
+          <w:b w:val="0"/>
+          <w:i w:val="0"/>
+          <w:sz w:val="22"/>
+        </w:rPr>
+        <w:t xml:space="preserve"> (v76 through v117; some skipped). </w:t>
+      </w:r>
+      <w:r>
+        <w:rPr>
+          <w:rFonts w:ascii="Times New Roman" w:hAnsi="Times New Roman" w:cs="Times New Roman" w:eastAsia="Times New Roman"/>
+          <w:b/>
+          <w:i w:val="0"/>
+          <w:sz w:val="22"/>
+        </w:rPr>
+        <w:t>Compute: ~17 hours.</w:t>
+      </w:r>
+      <w:r>
+        <w:rPr>
+          <w:rFonts w:ascii="Times New Roman" w:hAnsi="Times New Roman" w:cs="Times New Roman" w:eastAsia="Times New Roman"/>
+          <w:b w:val="0"/>
+          <w:i w:val="0"/>
+          <w:sz w:val="22"/>
+        </w:rPr>
+        <w:t xml:space="preserve"> </w:t>
+      </w:r>
+      <w:r>
+        <w:rPr>
+          <w:rFonts w:ascii="Times New Roman" w:hAnsi="Times New Roman" w:cs="Times New Roman" w:eastAsia="Times New Roman"/>
+          <w:b/>
+          <w:i w:val="0"/>
+          <w:sz w:val="22"/>
+        </w:rPr>
+        <w:t>Major findings — final list:</w:t>
+      </w:r>
+    </w:p>
+    <w:p>
+      <w:pPr>
+        <w:pStyle w:val="ListNumber"/>
+        <w:spacing w:after="40"/>
+      </w:pPr>
+      <w:r>
+        <w:rPr>
+          <w:rFonts w:ascii="Times New Roman" w:hAnsi="Times New Roman" w:cs="Times New Roman" w:eastAsia="Times New Roman"/>
+          <w:b/>
+          <w:i w:val="0"/>
+          <w:sz w:val="22"/>
+        </w:rPr>
+        <w:t>Anisotropic BED-aware kernel</w:t>
+      </w:r>
+      <w:r>
+        <w:rPr>
+          <w:rFonts w:ascii="Times New Roman" w:hAnsi="Times New Roman" w:cs="Times New Roman" w:eastAsia="Times New Roman"/>
+          <w:b w:val="0"/>
+          <w:i w:val="0"/>
+          <w:sz w:val="22"/>
+        </w:rPr>
+        <w:t xml:space="preserve"> (v98, v101, v114, </w:t>
+      </w:r>
+      <w:r>
+        <w:rPr>
+          <w:rFonts w:ascii="Times New Roman" w:hAnsi="Times New Roman" w:cs="Times New Roman" w:eastAsia="Times New Roman"/>
+          <w:b/>
+          <w:i w:val="0"/>
+          <w:sz w:val="22"/>
+        </w:rPr>
+        <w:t>v117</w:t>
+      </w:r>
+      <w:r>
+        <w:rPr>
+          <w:rFonts w:ascii="Times New Roman" w:hAnsi="Times New Roman" w:cs="Times New Roman" w:eastAsia="Times New Roman"/>
+          <w:b w:val="0"/>
+          <w:i w:val="0"/>
+          <w:sz w:val="22"/>
+        </w:rPr>
+        <w:t>) — +12.33 pp gain over isotropic BED at heat ≥ 0.80; +0.90 pp gain over the persistence baseline at heat ≥ 0.50 — first structural prior to significantly exceed persistence.</w:t>
+      </w:r>
+    </w:p>
+    <w:p>
+      <w:pPr>
+        <w:pStyle w:val="ListNumber"/>
+        <w:spacing w:after="40"/>
+      </w:pPr>
+      <w:r>
+        <w:rPr>
+          <w:rFonts w:ascii="Times New Roman" w:hAnsi="Times New Roman" w:cs="Times New Roman" w:eastAsia="Times New Roman"/>
+          <w:b/>
+          <w:i w:val="0"/>
+          <w:sz w:val="22"/>
+        </w:rPr>
+        <w:t>Brier-divergence decomposition is mathematically exact</w:t>
+      </w:r>
+      <w:r>
+        <w:rPr>
+          <w:rFonts w:ascii="Times New Roman" w:hAnsi="Times New Roman" w:cs="Times New Roman" w:eastAsia="Times New Roman"/>
+          <w:b w:val="0"/>
+          <w:i w:val="0"/>
+          <w:sz w:val="22"/>
+        </w:rPr>
+        <w:t xml:space="preserve"> (v107) — closed-form π* = 0.4310 matches empirical simplex zero-crossing to 4 decimal places.</w:t>
+      </w:r>
+    </w:p>
+    <w:p>
+      <w:pPr>
+        <w:pStyle w:val="ListNumber"/>
+        <w:spacing w:after="40"/>
+      </w:pPr>
+      <w:r>
+        <w:rPr>
+          <w:rFonts w:ascii="Times New Roman" w:hAnsi="Times New Roman" w:cs="Times New Roman" w:eastAsia="Times New Roman"/>
+          <w:b/>
+          <w:i w:val="0"/>
+          <w:sz w:val="22"/>
+        </w:rPr>
+        <w:t>Cohort-conditional σ-selection at heat ≥ 0.50</w:t>
+      </w:r>
+      <w:r>
+        <w:rPr>
+          <w:rFonts w:ascii="Times New Roman" w:hAnsi="Times New Roman" w:cs="Times New Roman" w:eastAsia="Times New Roman"/>
+          <w:b w:val="0"/>
+          <w:i w:val="0"/>
+          <w:sz w:val="22"/>
+        </w:rPr>
+        <w:t xml:space="preserve"> (v109, v113, </w:t>
+      </w:r>
+      <w:r>
+        <w:rPr>
+          <w:rFonts w:ascii="Times New Roman" w:hAnsi="Times New Roman" w:cs="Times New Roman" w:eastAsia="Times New Roman"/>
+          <w:b/>
+          <w:i w:val="0"/>
+          <w:sz w:val="22"/>
+        </w:rPr>
+        <w:t>v115</w:t>
+      </w:r>
+      <w:r>
+        <w:rPr>
+          <w:rFonts w:ascii="Times New Roman" w:hAnsi="Times New Roman" w:cs="Times New Roman" w:eastAsia="Times New Roman"/>
+          <w:b w:val="0"/>
+          <w:i w:val="0"/>
+          <w:sz w:val="22"/>
+        </w:rPr>
+        <w:t>) — optima are genuinely cohort-specific (range σ = 0.75 to σ = 2.5). At heat ≥ 0.80 sub-voxel σ collapses to persistence; the meaningful σ-tuning happens at the wider threshold.</w:t>
+      </w:r>
+    </w:p>
+    <w:p>
+      <w:pPr>
+        <w:pStyle w:val="ListNumber"/>
+        <w:spacing w:after="40"/>
+      </w:pPr>
+      <w:r>
+        <w:rPr>
+          <w:rFonts w:ascii="Times New Roman" w:hAnsi="Times New Roman" w:cs="Times New Roman" w:eastAsia="Times New Roman"/>
+          <w:b/>
+          <w:i w:val="0"/>
+          <w:sz w:val="22"/>
+        </w:rPr>
+        <w:t>Cohort-conditional CASRN partially fixes RHUH-GBM failure</w:t>
+      </w:r>
+      <w:r>
+        <w:rPr>
+          <w:rFonts w:ascii="Times New Roman" w:hAnsi="Times New Roman" w:cs="Times New Roman" w:eastAsia="Times New Roman"/>
+          <w:b w:val="0"/>
+          <w:i w:val="0"/>
+          <w:sz w:val="22"/>
+        </w:rPr>
+        <w:t xml:space="preserve"> (v110) — RHUH regret reduced 20%; UCSD-PTGBM achieves negative regret.</w:t>
+      </w:r>
+    </w:p>
+    <w:p>
+      <w:pPr>
+        <w:pStyle w:val="ListNumber"/>
+        <w:spacing w:after="40"/>
+      </w:pPr>
+      <w:r>
+        <w:rPr>
+          <w:rFonts w:ascii="Times New Roman" w:hAnsi="Times New Roman" w:cs="Times New Roman" w:eastAsia="Times New Roman"/>
+          <w:b/>
+          <w:i w:val="0"/>
+          <w:sz w:val="22"/>
+        </w:rPr>
+        <w:t>Honest fairness audit</w:t>
+      </w:r>
+      <w:r>
+        <w:rPr>
+          <w:rFonts w:ascii="Times New Roman" w:hAnsi="Times New Roman" w:cs="Times New Roman" w:eastAsia="Times New Roman"/>
+          <w:b w:val="0"/>
+          <w:i w:val="0"/>
+          <w:sz w:val="22"/>
+        </w:rPr>
+        <w:t xml:space="preserve"> (</w:t>
+      </w:r>
+      <w:r>
+        <w:rPr>
+          <w:rFonts w:ascii="Times New Roman" w:hAnsi="Times New Roman" w:cs="Times New Roman" w:eastAsia="Times New Roman"/>
+          <w:b/>
+          <w:i w:val="0"/>
+          <w:sz w:val="22"/>
+        </w:rPr>
+        <w:t>v117</w:t>
+      </w:r>
+      <w:r>
+        <w:rPr>
+          <w:rFonts w:ascii="Times New Roman" w:hAnsi="Times New Roman" w:cs="Times New Roman" w:eastAsia="Times New Roman"/>
+          <w:b w:val="0"/>
+          <w:i w:val="0"/>
+          <w:sz w:val="22"/>
+        </w:rPr>
+        <w:t>) — anisotropic BED significantly beats the lesion-persistence baseline at heat ≥ 0.50 but not at heat ≥ 0.80; reframes the v98 +12.33 pp claim and motivates an outgrowth-only-coverage follow-up.</w:t>
+      </w:r>
+    </w:p>
+    <w:p>
+      <w:pPr>
+        <w:spacing w:after="120" w:line="276" w:lineRule="auto"/>
+      </w:pPr>
+      <w:r>
+        <w:rPr>
+          <w:rFonts w:ascii="Times New Roman" w:hAnsi="Times New Roman" w:cs="Times New Roman" w:eastAsia="Times New Roman"/>
+          <w:b/>
+          <w:i w:val="0"/>
+          <w:sz w:val="22"/>
+        </w:rPr>
+        <w:t>Eight follow-up paper proposals documented</w:t>
+      </w:r>
+      <w:r>
+        <w:rPr>
+          <w:rFonts w:ascii="Times New Roman" w:hAnsi="Times New Roman" w:cs="Times New Roman" w:eastAsia="Times New Roman"/>
+          <w:b w:val="0"/>
+          <w:i w:val="0"/>
+          <w:sz w:val="22"/>
+        </w:rPr>
+        <w:t xml:space="preserve"> with concrete supporting experiments and refined post-fairness-audit framing.</w:t>
+      </w:r>
+    </w:p>
+    <w:p>
+      <w:pPr>
+        <w:pStyle w:val="Heading1"/>
+        <w:pageBreakBefore/>
+        <w:spacing w:before="280" w:after="120"/>
+      </w:pPr>
+      <w:r>
+        <w:rPr>
+          <w:rFonts w:ascii="Times New Roman" w:hAnsi="Times New Roman" w:cs="Times New Roman" w:eastAsia="Times New Roman"/>
+          <w:b/>
+          <w:i w:val="0"/>
+          <w:sz w:val="28"/>
+        </w:rPr>
         <w:t>List of Tables</w:t>
       </w:r>
     </w:p>
@@ -23499,6 +27754,62 @@
           <w:sz w:val="22"/>
         </w:rPr>
         <w:t>Table 16:  Updated proposal table after v110, v113 and v114 — bulletproof support markers.</w:t>
+      </w:r>
+    </w:p>
+    <w:p>
+      <w:pPr>
+        <w:spacing w:after="40"/>
+      </w:pPr>
+      <w:r>
+        <w:rPr>
+          <w:rFonts w:ascii="Times New Roman" w:hAnsi="Times New Roman" w:cs="Times New Roman" w:eastAsia="Times New Roman"/>
+          <w:b w:val="0"/>
+          <w:i w:val="0"/>
+          <w:sz w:val="22"/>
+        </w:rPr>
+        <w:t>Table 17:  v115 sub-voxel σ sweep — heat ≥ 0.80 future-lesion coverage at sub-voxel σ.</w:t>
+      </w:r>
+    </w:p>
+    <w:p>
+      <w:pPr>
+        <w:spacing w:after="40"/>
+      </w:pPr>
+      <w:r>
+        <w:rPr>
+          <w:rFonts w:ascii="Times New Roman" w:hAnsi="Times New Roman" w:cs="Times New Roman" w:eastAsia="Times New Roman"/>
+          <w:b w:val="0"/>
+          <w:i w:val="0"/>
+          <w:sz w:val="22"/>
+        </w:rPr>
+        <w:t>Table 18:  v117 anisotropic-vs-persistence point estimates with 95% CIs (heat ≥ 0.50).</w:t>
+      </w:r>
+    </w:p>
+    <w:p>
+      <w:pPr>
+        <w:spacing w:after="40"/>
+      </w:pPr>
+      <w:r>
+        <w:rPr>
+          <w:rFonts w:ascii="Times New Roman" w:hAnsi="Times New Roman" w:cs="Times New Roman" w:eastAsia="Times New Roman"/>
+          <w:b w:val="0"/>
+          <w:i w:val="0"/>
+          <w:sz w:val="22"/>
+        </w:rPr>
+        <w:t>Table 19:  v117 anisotropic-vs-persistence point estimates with 95% CIs (heat ≥ 0.80).</w:t>
+      </w:r>
+    </w:p>
+    <w:p>
+      <w:pPr>
+        <w:spacing w:after="40"/>
+      </w:pPr>
+      <w:r>
+        <w:rPr>
+          <w:rFonts w:ascii="Times New Roman" w:hAnsi="Times New Roman" w:cs="Times New Roman" w:eastAsia="Times New Roman"/>
+          <w:b w:val="0"/>
+          <w:i w:val="0"/>
+          <w:sz w:val="22"/>
+        </w:rPr>
+        <w:t>Table 20:  Proposal-status summary after the v115 / v117 fairness audit.</w:t>
       </w:r>
     </w:p>
     <w:sectPr>
